--- a/Quanta, Actually - SERIES/QED Course/chapters/Lesson 08 Electromagnetic Potentials and Gauge Freedom.docx
+++ b/Quanta, Actually - SERIES/QED Course/chapters/Lesson 08 Electromagnetic Potentials and Gauge Freedom.docx
@@ -17,7 +17,7 @@
         <w:jc w:val="center"/>
       </w:pPr>
       <w:r>
-        <w:t>Lesson 8 of the Complete Quantum Electrodynamics Course</w:t>
+        <w:t>Lesson 8 of Quantum, Actually, Volume 2: A QED Course</w:t>
       </w:r>
     </w:p>
     <w:p>
@@ -74,13 +74,66 @@
     </w:p>
     <w:p>
       <w:r>
-        <w:t>Lesson 7 wrote the Maxwell equations directly in terms of E and B. This lesson rewrites them in terms of potentials φ and A, from which E and B are derived rather than fundamental: the rewrite Prologue 5 promised, and the objects the Interlude after Lesson 41 will read as Mead's claim that A is primitive. The rewriting looks like a technical convenience, and at the level of classical mechanics it is one. It stops being a convenience and becomes essential the moment quantum mechanics enters, because the Schrödinger and Dirac equations are written for a charged particle in terms of the potentials, not the fields, through the minimal coupling rule of Lesson 6. The freedom to change the potentials without changing the physics, gauge freedom, is therefore not a footnote; it is the freedom that QED elevates into its defining symmetry in Lesson 39.</w:t>
+        <w:t>Lesson 7 wrote the Maxwell equations directly in terms of E and B. This lesson rewrites them in terms of potentials φ and A, from which E and B are derived rather than fundamental: the rewrite Prologue 7 promised, and the objects the Interlude after Lesson 41 will read as Mead's claim that A is primitive. The rewriting looks like a technical convenience, and at the level of classical mechanics it is one. It stops being a convenience and becomes essential the moment quantum mechanics enters, because the Schrödinger and Dirac equations are written for a charged particle in terms of the potentials, not the fields, through the minimal coupling rule of Lesson 6. The freedom to change the potentials without changing the physics, gauge freedom, is therefore not a footnote; it is the freedom that QED elevates into its defining symmetry in Lesson 39.</w:t>
       </w:r>
     </w:p>
     <w:p>
       <w:r>
         <w:t>This lesson is shorter than most, because the ideas are few and the payoff is concentrated: by the end, the two Maxwell curl equations will be solved identically, and the two divergence equations will become two wave equations with sources, differing from Lesson 2's wave equation only by that source term. Expect five to seven focused hours.</w:t>
       </w:r>
+    </w:p>
+    <w:tbl>
+      <w:tblPr>
+        <w:tblW w:type="auto" w:w="0"/>
+        <w:jc w:val="center"/>
+        <w:tblLayout w:type="fixed"/>
+        <w:tblLook w:firstColumn="1" w:firstRow="1" w:lastColumn="0" w:lastRow="0" w:noHBand="0" w:noVBand="1" w:val="04A0"/>
+        <w:tblBorders>
+          <w:top w:val="single" w:sz="8" w:color="7FA7CF"/>
+          <w:left w:val="single" w:sz="8" w:color="7FA7CF"/>
+          <w:bottom w:val="single" w:sz="8" w:color="7FA7CF"/>
+          <w:right w:val="single" w:sz="8" w:color="7FA7CF"/>
+        </w:tblBorders>
+      </w:tblPr>
+      <w:tblGrid>
+        <w:gridCol w:w="9392"/>
+      </w:tblGrid>
+      <w:tr>
+        <w:tc>
+          <w:tcPr>
+            <w:tcW w:type="dxa" w:w="9392"/>
+            <w:shd w:fill="F3F7FB"/>
+            <w:tcMar>
+              <w:top w:w="140" w:type="dxa"/>
+              <w:start w:w="140" w:type="dxa"/>
+              <w:bottom w:w="140" w:type="dxa"/>
+              <w:end w:w="140" w:type="dxa"/>
+            </w:tcMar>
+          </w:tcPr>
+          <w:p>
+            <w:r>
+              <w:rPr>
+                <w:b/>
+                <w:color w:val="1F4E78"/>
+              </w:rPr>
+              <w:t>Plain-language start</w:t>
+            </w:r>
+          </w:p>
+          <w:p>
+            <w:pPr>
+              <w:spacing w:after="60"/>
+            </w:pPr>
+            <w:r>
+              <w:t>Instead of the fields E and B, describe electromagnetism by potentials: a 'height' φ and a 'flow' A from which the fields follow. The potentials have a built-in freedom, gauge freedom, which looks like a technicality here and becomes the founding principle of QED in Lesson 39.</w:t>
+            </w:r>
+          </w:p>
+        </w:tc>
+      </w:tr>
+    </w:tbl>
+    <w:p>
+      <w:pPr>
+        <w:spacing w:after="80"/>
+      </w:pPr>
     </w:p>
     <w:p>
       <w:pPr>
@@ -143,7 +196,25 @@
         <w:pStyle w:val="ListBullet"/>
       </w:pPr>
       <w:r>
-        <w:t>Write the four-potential A^μ = (φ, A) and the field tensor F_μν in terms of it.</w:t>
+        <w:t>Write the four-potential A</w:t>
+      </w:r>
+      <w:r>
+        <w:rPr>
+          <w:vertAlign w:val="superscript"/>
+        </w:rPr>
+        <w:t>μ</w:t>
+      </w:r>
+      <w:r>
+        <w:t xml:space="preserve"> = (φ, A) and the field tensor F</w:t>
+      </w:r>
+      <w:r>
+        <w:rPr>
+          <w:vertAlign w:val="subscript"/>
+        </w:rPr>
+        <w:t>μν</w:t>
+      </w:r>
+      <w:r>
+        <w:t xml:space="preserve"> in terms of it.</w:t>
       </w:r>
     </w:p>
     <w:p>
@@ -151,7 +222,43 @@
         <w:pStyle w:val="ListBullet"/>
       </w:pPr>
       <w:r>
-        <w:t>State the local U(1) gauge transformation ψ → e^(ieα(x))ψ, A_μ → A_μ − ∂_μα that anticipates Lesson 39.</w:t>
+        <w:t>State the local U(1) gauge transformation ψ → e</w:t>
+      </w:r>
+      <w:r>
+        <w:rPr>
+          <w:vertAlign w:val="superscript"/>
+        </w:rPr>
+        <w:t>ieα(x)</w:t>
+      </w:r>
+      <w:r>
+        <w:t>ψ, A</w:t>
+      </w:r>
+      <w:r>
+        <w:rPr>
+          <w:vertAlign w:val="subscript"/>
+        </w:rPr>
+        <w:t>μ</w:t>
+      </w:r>
+      <w:r>
+        <w:t xml:space="preserve"> → A</w:t>
+      </w:r>
+      <w:r>
+        <w:rPr>
+          <w:vertAlign w:val="subscript"/>
+        </w:rPr>
+        <w:t>μ</w:t>
+      </w:r>
+      <w:r>
+        <w:t xml:space="preserve"> − ∂</w:t>
+      </w:r>
+      <w:r>
+        <w:rPr>
+          <w:vertAlign w:val="subscript"/>
+        </w:rPr>
+        <w:t>μα</w:t>
+      </w:r>
+      <w:r>
+        <w:t xml:space="preserve"> that anticipates Lesson 39.</w:t>
       </w:r>
     </w:p>
     <w:p>
@@ -309,7 +416,13 @@
           </w:tcPr>
           <w:p>
             <w:r>
-              <w:t>A^μ</w:t>
+              <w:t>A</w:t>
+            </w:r>
+            <w:r>
+              <w:rPr>
+                <w:vertAlign w:val="superscript"/>
+              </w:rPr>
+              <w:t>μ</w:t>
             </w:r>
           </w:p>
         </w:tc>
@@ -494,7 +607,13 @@
           </w:tcPr>
           <w:p>
             <w:r>
-              <w:t>t_r</w:t>
+              <w:t>t</w:t>
+            </w:r>
+            <w:r>
+              <w:rPr>
+                <w:vertAlign w:val="subscript"/>
+              </w:rPr>
+              <w:t>r</w:t>
             </w:r>
           </w:p>
         </w:tc>
@@ -531,7 +650,13 @@
           </w:tcPr>
           <w:p>
             <w:r>
-              <w:t>F_μν</w:t>
+              <w:t>F</w:t>
+            </w:r>
+            <w:r>
+              <w:rPr>
+                <w:vertAlign w:val="subscript"/>
+              </w:rPr>
+              <w:t>μν</w:t>
             </w:r>
           </w:p>
         </w:tc>
@@ -548,12 +673,106 @@
           </w:tcPr>
           <w:p>
             <w:r>
-              <w:t>Field tensor ∂_μA_ν − ∂_νA_μ</w:t>
+              <w:t>Field tensor ∂</w:t>
+            </w:r>
+            <w:r>
+              <w:rPr>
+                <w:vertAlign w:val="subscript"/>
+              </w:rPr>
+              <w:t>μ</w:t>
+            </w:r>
+            <w:r>
+              <w:t>A</w:t>
+            </w:r>
+            <w:r>
+              <w:rPr>
+                <w:vertAlign w:val="subscript"/>
+              </w:rPr>
+              <w:t>ν</w:t>
+            </w:r>
+            <w:r>
+              <w:t xml:space="preserve"> − ∂</w:t>
+            </w:r>
+            <w:r>
+              <w:rPr>
+                <w:vertAlign w:val="subscript"/>
+              </w:rPr>
+              <w:t>ν</w:t>
+            </w:r>
+            <w:r>
+              <w:t>A</w:t>
+            </w:r>
+            <w:r>
+              <w:rPr>
+                <w:vertAlign w:val="subscript"/>
+              </w:rPr>
+              <w:t>μ</w:t>
             </w:r>
           </w:p>
         </w:tc>
       </w:tr>
     </w:tbl>
+    <w:tbl>
+      <w:tblPr>
+        <w:tblW w:type="auto" w:w="0"/>
+        <w:jc w:val="center"/>
+        <w:tblLayout w:type="fixed"/>
+        <w:tblLook w:firstColumn="1" w:firstRow="1" w:lastColumn="0" w:lastRow="0" w:noHBand="0" w:noVBand="1" w:val="04A0"/>
+        <w:tblBorders>
+          <w:top w:val="single" w:sz="8" w:color="7FA7CF"/>
+          <w:left w:val="single" w:sz="8" w:color="7FA7CF"/>
+          <w:bottom w:val="single" w:sz="8" w:color="7FA7CF"/>
+          <w:right w:val="single" w:sz="8" w:color="7FA7CF"/>
+        </w:tblBorders>
+      </w:tblPr>
+      <w:tblGrid>
+        <w:gridCol w:w="9392"/>
+      </w:tblGrid>
+      <w:tr>
+        <w:tc>
+          <w:tcPr>
+            <w:tcW w:type="dxa" w:w="9392"/>
+            <w:shd w:fill="F3F7FB"/>
+            <w:tcMar>
+              <w:top w:w="140" w:type="dxa"/>
+              <w:start w:w="140" w:type="dxa"/>
+              <w:bottom w:w="140" w:type="dxa"/>
+              <w:end w:w="140" w:type="dxa"/>
+            </w:tcMar>
+          </w:tcPr>
+          <w:p>
+            <w:r>
+              <w:rPr>
+                <w:b/>
+                <w:color w:val="1F4E78"/>
+              </w:rPr>
+              <w:t>First pass: the result before the derivation</w:t>
+            </w:r>
+          </w:p>
+          <w:p>
+            <w:pPr>
+              <w:spacing w:after="60"/>
+            </w:pPr>
+            <w:r>
+              <w:t>E and B can be written as E = −∇φ − ∂A/∂t and B = ∇ × A, and the potentials can be shifted by a gauge transformation A → A + ∇λ, φ → φ − ∂λ/∂t without changing E or B.</w:t>
+            </w:r>
+          </w:p>
+          <w:p>
+            <w:pPr>
+              <w:spacing w:after="60"/>
+            </w:pPr>
+            <w:r>
+              <w:t>The freedom looks like a nuisance classically. In Lesson 39 it becomes the principle that generates the whole electron–photon interaction.</w:t>
+            </w:r>
+          </w:p>
+        </w:tc>
+      </w:tr>
+    </w:tbl>
+    <w:p>
+      <w:pPr>
+        <w:spacing w:after="80"/>
+      </w:pPr>
+    </w:p>
     <w:p>
       <w:pPr>
         <w:pStyle w:val="Heading2"/>
@@ -1487,7 +1706,16 @@
     </w:p>
     <w:p>
       <w:r>
-        <w:t>In Heaviside–Lorentz units, using □ = ∂_t² − ∇² from Lesson 4,</w:t>
+        <w:t>In Heaviside–Lorentz units, using □ = ∂</w:t>
+      </w:r>
+      <w:r>
+        <w:rPr>
+          <w:vertAlign w:val="subscript"/>
+        </w:rPr>
+        <w:t>t</w:t>
+      </w:r>
+      <w:r>
+        <w:t>² − ∇² from Lesson 4,</w:t>
       </w:r>
     </w:p>
     <w:p>
@@ -1535,7 +1763,25 @@
     </w:p>
     <w:p>
       <w:r>
-        <w:t>Each potential now obeys its own sourced wave equation, of exactly the Klein–Gordon form with m = 0. This is the cleanest statement of classical electromagnetism as a field theory, and it is the form generalized directly into the covariant equation □A^μ = j^μ (with an additional gauge-fixing subtlety) in Lesson 43.</w:t>
+        <w:t>Each potential now obeys its own sourced wave equation, of exactly the Klein–Gordon form with m = 0. This is the cleanest statement of classical electromagnetism as a field theory, and it is the form generalized directly into the covariant equation □A</w:t>
+      </w:r>
+      <w:r>
+        <w:rPr>
+          <w:vertAlign w:val="superscript"/>
+        </w:rPr>
+        <w:t>μ</w:t>
+      </w:r>
+      <w:r>
+        <w:t xml:space="preserve"> = j</w:t>
+      </w:r>
+      <w:r>
+        <w:rPr>
+          <w:vertAlign w:val="superscript"/>
+        </w:rPr>
+        <w:t>μ</w:t>
+      </w:r>
+      <w:r>
+        <w:t xml:space="preserve"> (with an additional gauge-fixing subtlety) in Lesson 43.</w:t>
       </w:r>
     </w:p>
     <w:p>
@@ -1562,7 +1808,16 @@
     </w:p>
     <w:p>
       <w:r>
-        <w:t>Show that the Lorenz condition is preserved under a residual gauge transformation. If A → A + ∇χ and φ → φ − ∂χ/∂t with □χ = 0, then ∇·A + ∂φ/∂t → ∇·A + ∇²χ + ∂φ/∂t − ∂²χ/∂t² = (∇·A + ∂φ/∂t) + (∇²χ − ∂²χ/∂t²) = 0 + (−□χ) = 0, using the sign convention □ = ∂_t² − ∇².</w:t>
+        <w:t>Show that the Lorenz condition is preserved under a residual gauge transformation. If A → A + ∇χ and φ → φ − ∂χ/∂t with □χ = 0, then ∇·A + ∂φ/∂t → ∇·A + ∇²χ + ∂φ/∂t − ∂²χ/∂t² = (∇·A + ∂φ/∂t) + (∇²χ − ∂²χ/∂t²) = 0 + (−□χ) = 0, using the sign convention □ = ∂</w:t>
+      </w:r>
+      <w:r>
+        <w:rPr>
+          <w:vertAlign w:val="subscript"/>
+        </w:rPr>
+        <w:t>t</w:t>
+      </w:r>
+      <w:r>
+        <w:t>² − ∇².</w:t>
       </w:r>
     </w:p>
     <w:p>
@@ -1957,7 +2212,16 @@
     </w:p>
     <w:p>
       <w:r>
-        <w:t>The potential at (x, t) depends on the source not at the same instant but at the retarded time t_r, earlier by exactly the light-travel time from the source point to the field point. Information about a change in ρ or j does not reach a distant point instantaneously; it arrives after a delay |x − x′|, propagating at speed c = 1. This built-in causal structure, forced by requiring the physically sensible Green's function, is the classical precursor to the requirement that quantum field operators at spacelike separation commute (Lesson 37).</w:t>
+        <w:t>The potential at (x, t) depends on the source not at the same instant but at the retarded time t</w:t>
+      </w:r>
+      <w:r>
+        <w:rPr>
+          <w:vertAlign w:val="subscript"/>
+        </w:rPr>
+        <w:t>r</w:t>
+      </w:r>
+      <w:r>
+        <w:t>, earlier by exactly the light-travel time from the source point to the field point. Information about a change in ρ or j does not reach a distant point instantaneously; it arrives after a delay |x − x′|, propagating at speed c = 1. This built-in causal structure, forced by requiring the physically sensible Green's function, is the classical precursor to the requirement that quantum field operators at spacelike separation commute (Lesson 37).</w:t>
       </w:r>
     </w:p>
     <w:p>
@@ -2062,7 +2326,34 @@
     </w:p>
     <w:p>
       <w:r>
-        <w:t>With ∇·A = 0, the vector potential satisfies (∇² − ∂_t²)A = −μ₀j_T, where j_T is the transverse part of the current, the part with zero divergence; the longitudinal part of j is entirely accounted for by φ. This decomposition into transverse and longitudinal pieces is why the Coulomb gauge is also called the transverse gauge, and it is the gauge in which the two physical photon polarizations of Lesson 38 are most directly visible, at the cost of hiding manifest covariance.</w:t>
+        <w:t>With ∇·A = 0, the vector potential satisfies (∇² − ∂</w:t>
+      </w:r>
+      <w:r>
+        <w:rPr>
+          <w:vertAlign w:val="subscript"/>
+        </w:rPr>
+        <w:t>t</w:t>
+      </w:r>
+      <w:r>
+        <w:t>²)A = −μ₀j</w:t>
+      </w:r>
+      <w:r>
+        <w:rPr>
+          <w:vertAlign w:val="subscript"/>
+        </w:rPr>
+        <w:t>T</w:t>
+      </w:r>
+      <w:r>
+        <w:t>, where j</w:t>
+      </w:r>
+      <w:r>
+        <w:rPr>
+          <w:vertAlign w:val="subscript"/>
+        </w:rPr>
+        <w:t>T</w:t>
+      </w:r>
+      <w:r>
+        <w:t xml:space="preserve"> is the transverse part of the current, the part with zero divergence; the longitudinal part of j is entirely accounted for by φ. This decomposition into transverse and longitudinal pieces is why the Coulomb gauge is also called the transverse gauge, and it is the gauge in which the two physical photon polarizations of Lesson 38 are most directly visible, at the cost of hiding manifest covariance.</w:t>
       </w:r>
     </w:p>
     <w:p>
@@ -2244,7 +2535,43 @@
     </w:p>
     <w:p>
       <w:r>
-        <w:t>The Lorenz gauge condition is ∂_μA^μ = 0, manifestly a Lorentz scalar equation, and the sourced wave equation of Section 4.1 becomes □A^μ = j^μ, the covariant equation quoted at the end of Lesson 4's table of examples.</w:t>
+        <w:t>The Lorenz gauge condition is ∂</w:t>
+      </w:r>
+      <w:r>
+        <w:rPr>
+          <w:vertAlign w:val="subscript"/>
+        </w:rPr>
+        <w:t>μ</w:t>
+      </w:r>
+      <w:r>
+        <w:t>A</w:t>
+      </w:r>
+      <w:r>
+        <w:rPr>
+          <w:vertAlign w:val="superscript"/>
+        </w:rPr>
+        <w:t>μ</w:t>
+      </w:r>
+      <w:r>
+        <w:t xml:space="preserve"> = 0, manifestly a Lorentz scalar equation, and the sourced wave equation of Section 4.1 becomes □A</w:t>
+      </w:r>
+      <w:r>
+        <w:rPr>
+          <w:vertAlign w:val="superscript"/>
+        </w:rPr>
+        <w:t>μ</w:t>
+      </w:r>
+      <w:r>
+        <w:t xml:space="preserve"> = j</w:t>
+      </w:r>
+      <w:r>
+        <w:rPr>
+          <w:vertAlign w:val="superscript"/>
+        </w:rPr>
+        <w:t>μ</w:t>
+      </w:r>
+      <w:r>
+        <w:t>, the covariant equation quoted at the end of Lesson 4's table of examples.</w:t>
       </w:r>
     </w:p>
     <w:p>
@@ -2338,7 +2665,151 @@
     </w:p>
     <w:p>
       <w:r>
-        <w:t>Its components reproduce E and B: F_0i = ∂_0A_i − ∂_iA_0 = −∂_tAᵢ − ∂ᵢφ = Eᵢ (with the sign conventions of Lesson 4), and Fᵢⱼ = ∂ᵢAⱼ − ∂ⱼAᵢ = −εᵢⱼₖBₖ packages the three independent components of ∇×A, that is of B, the minus sign coming from lowering the index on the spatial part of A^μ. This is worked out in full component form in Lesson 43; the point to take from this lesson is that F_μν is automatically antisymmetric, automatically gauge invariant (since F_μν → ∂_μ(A_ν+∂_νχ) − ∂_ν(A_μ+∂_μχ) = F_μν, the χ terms canceling by equality of mixed partials), and automatically satisfies ∇·B = 0 and Faraday's law as an identity rather than as a separate equation.</w:t>
+        <w:t>Its components reproduce E and B: F</w:t>
+      </w:r>
+      <w:r>
+        <w:rPr>
+          <w:vertAlign w:val="subscript"/>
+        </w:rPr>
+        <w:t>0i</w:t>
+      </w:r>
+      <w:r>
+        <w:t xml:space="preserve"> = ∂</w:t>
+      </w:r>
+      <w:r>
+        <w:rPr>
+          <w:vertAlign w:val="subscript"/>
+        </w:rPr>
+        <w:t>0</w:t>
+      </w:r>
+      <w:r>
+        <w:t>A</w:t>
+      </w:r>
+      <w:r>
+        <w:rPr>
+          <w:vertAlign w:val="subscript"/>
+        </w:rPr>
+        <w:t>i</w:t>
+      </w:r>
+      <w:r>
+        <w:t xml:space="preserve"> − ∂</w:t>
+      </w:r>
+      <w:r>
+        <w:rPr>
+          <w:vertAlign w:val="subscript"/>
+        </w:rPr>
+        <w:t>i</w:t>
+      </w:r>
+      <w:r>
+        <w:t>A</w:t>
+      </w:r>
+      <w:r>
+        <w:rPr>
+          <w:vertAlign w:val="subscript"/>
+        </w:rPr>
+        <w:t>0</w:t>
+      </w:r>
+      <w:r>
+        <w:t xml:space="preserve"> = −∂</w:t>
+      </w:r>
+      <w:r>
+        <w:rPr>
+          <w:vertAlign w:val="subscript"/>
+        </w:rPr>
+        <w:t>t</w:t>
+      </w:r>
+      <w:r>
+        <w:t>Aᵢ − ∂ᵢφ = Eᵢ (with the sign conventions of Lesson 4), and Fᵢⱼ = ∂ᵢAⱼ − ∂ⱼAᵢ = −εᵢⱼₖBₖ packages the three independent components of ∇×A, that is of B, the minus sign coming from lowering the index on the spatial part of A</w:t>
+      </w:r>
+      <w:r>
+        <w:rPr>
+          <w:vertAlign w:val="superscript"/>
+        </w:rPr>
+        <w:t>μ</w:t>
+      </w:r>
+      <w:r>
+        <w:t>. This is worked out in full component form in Lesson 43; the point to take from this lesson is that F</w:t>
+      </w:r>
+      <w:r>
+        <w:rPr>
+          <w:vertAlign w:val="subscript"/>
+        </w:rPr>
+        <w:t>μν</w:t>
+      </w:r>
+      <w:r>
+        <w:t xml:space="preserve"> is automatically antisymmetric, automatically gauge invariant (since F</w:t>
+      </w:r>
+      <w:r>
+        <w:rPr>
+          <w:vertAlign w:val="subscript"/>
+        </w:rPr>
+        <w:t>μν</w:t>
+      </w:r>
+      <w:r>
+        <w:t xml:space="preserve"> → ∂</w:t>
+      </w:r>
+      <w:r>
+        <w:rPr>
+          <w:vertAlign w:val="subscript"/>
+        </w:rPr>
+        <w:t>μ</w:t>
+      </w:r>
+      <w:r>
+        <w:t>(A</w:t>
+      </w:r>
+      <w:r>
+        <w:rPr>
+          <w:vertAlign w:val="subscript"/>
+        </w:rPr>
+        <w:t>ν</w:t>
+      </w:r>
+      <w:r>
+        <w:t>+∂</w:t>
+      </w:r>
+      <w:r>
+        <w:rPr>
+          <w:vertAlign w:val="subscript"/>
+        </w:rPr>
+        <w:t>ν</w:t>
+      </w:r>
+      <w:r>
+        <w:t>χ) − ∂</w:t>
+      </w:r>
+      <w:r>
+        <w:rPr>
+          <w:vertAlign w:val="subscript"/>
+        </w:rPr>
+        <w:t>ν</w:t>
+      </w:r>
+      <w:r>
+        <w:t>(A</w:t>
+      </w:r>
+      <w:r>
+        <w:rPr>
+          <w:vertAlign w:val="subscript"/>
+        </w:rPr>
+        <w:t>μ</w:t>
+      </w:r>
+      <w:r>
+        <w:t>+∂</w:t>
+      </w:r>
+      <w:r>
+        <w:rPr>
+          <w:vertAlign w:val="subscript"/>
+        </w:rPr>
+        <w:t>μ</w:t>
+      </w:r>
+      <w:r>
+        <w:t>χ) = F</w:t>
+      </w:r>
+      <w:r>
+        <w:rPr>
+          <w:vertAlign w:val="subscript"/>
+        </w:rPr>
+        <w:t>μν</w:t>
+      </w:r>
+      <w:r>
+        <w:t>, the χ terms canceling by equality of mixed partials), and automatically satisfies ∇·B = 0 and Faraday's law as an identity rather than as a separate equation.</w:t>
       </w:r>
     </w:p>
     <w:p>
@@ -2352,7 +2823,169 @@
     </w:p>
     <w:p>
       <w:r>
-        <w:t>Confirm F_μν is gauge invariant using the explicit transformation. F′_μν = ∂_μ(A_ν + ∂_νχ) − ∂_ν(A_μ + ∂_μχ) = F_μν + ∂_μ∂_νχ − ∂_ν∂_μχ = F_μν, since mixed partial derivatives of χ commute. This single line is the reason the field tensor, not the potential, is the gauge-invariant observable of classical electromagnetism, and the reason F_μνF^μν rather than A_μA^μ appears in the Lagrangian of Lesson 42.</w:t>
+        <w:t>Confirm F</w:t>
+      </w:r>
+      <w:r>
+        <w:rPr>
+          <w:vertAlign w:val="subscript"/>
+        </w:rPr>
+        <w:t>μν</w:t>
+      </w:r>
+      <w:r>
+        <w:t xml:space="preserve"> is gauge invariant using the explicit transformation. F′</w:t>
+      </w:r>
+      <w:r>
+        <w:rPr>
+          <w:vertAlign w:val="subscript"/>
+        </w:rPr>
+        <w:t>μν</w:t>
+      </w:r>
+      <w:r>
+        <w:t xml:space="preserve"> = ∂</w:t>
+      </w:r>
+      <w:r>
+        <w:rPr>
+          <w:vertAlign w:val="subscript"/>
+        </w:rPr>
+        <w:t>μ</w:t>
+      </w:r>
+      <w:r>
+        <w:t>(A</w:t>
+      </w:r>
+      <w:r>
+        <w:rPr>
+          <w:vertAlign w:val="subscript"/>
+        </w:rPr>
+        <w:t>ν</w:t>
+      </w:r>
+      <w:r>
+        <w:t xml:space="preserve"> + ∂</w:t>
+      </w:r>
+      <w:r>
+        <w:rPr>
+          <w:vertAlign w:val="subscript"/>
+        </w:rPr>
+        <w:t>ν</w:t>
+      </w:r>
+      <w:r>
+        <w:t>χ) − ∂</w:t>
+      </w:r>
+      <w:r>
+        <w:rPr>
+          <w:vertAlign w:val="subscript"/>
+        </w:rPr>
+        <w:t>ν</w:t>
+      </w:r>
+      <w:r>
+        <w:t>(A</w:t>
+      </w:r>
+      <w:r>
+        <w:rPr>
+          <w:vertAlign w:val="subscript"/>
+        </w:rPr>
+        <w:t>μ</w:t>
+      </w:r>
+      <w:r>
+        <w:t xml:space="preserve"> + ∂</w:t>
+      </w:r>
+      <w:r>
+        <w:rPr>
+          <w:vertAlign w:val="subscript"/>
+        </w:rPr>
+        <w:t>μ</w:t>
+      </w:r>
+      <w:r>
+        <w:t>χ) = F</w:t>
+      </w:r>
+      <w:r>
+        <w:rPr>
+          <w:vertAlign w:val="subscript"/>
+        </w:rPr>
+        <w:t>μν</w:t>
+      </w:r>
+      <w:r>
+        <w:t xml:space="preserve"> + ∂</w:t>
+      </w:r>
+      <w:r>
+        <w:rPr>
+          <w:vertAlign w:val="subscript"/>
+        </w:rPr>
+        <w:t>μ</w:t>
+      </w:r>
+      <w:r>
+        <w:t>∂</w:t>
+      </w:r>
+      <w:r>
+        <w:rPr>
+          <w:vertAlign w:val="subscript"/>
+        </w:rPr>
+        <w:t>ν</w:t>
+      </w:r>
+      <w:r>
+        <w:t>χ − ∂</w:t>
+      </w:r>
+      <w:r>
+        <w:rPr>
+          <w:vertAlign w:val="subscript"/>
+        </w:rPr>
+        <w:t>ν</w:t>
+      </w:r>
+      <w:r>
+        <w:t>∂</w:t>
+      </w:r>
+      <w:r>
+        <w:rPr>
+          <w:vertAlign w:val="subscript"/>
+        </w:rPr>
+        <w:t>μ</w:t>
+      </w:r>
+      <w:r>
+        <w:t>χ = F</w:t>
+      </w:r>
+      <w:r>
+        <w:rPr>
+          <w:vertAlign w:val="subscript"/>
+        </w:rPr>
+        <w:t>μν</w:t>
+      </w:r>
+      <w:r>
+        <w:t>, since mixed partial derivatives of χ commute. This single line is the reason the field tensor, not the potential, is the gauge-invariant observable of classical electromagnetism, and the reason F</w:t>
+      </w:r>
+      <w:r>
+        <w:rPr>
+          <w:vertAlign w:val="subscript"/>
+        </w:rPr>
+        <w:t>μν</w:t>
+      </w:r>
+      <w:r>
+        <w:t>F</w:t>
+      </w:r>
+      <w:r>
+        <w:rPr>
+          <w:vertAlign w:val="superscript"/>
+        </w:rPr>
+        <w:t>μν</w:t>
+      </w:r>
+      <w:r>
+        <w:t xml:space="preserve"> rather than A</w:t>
+      </w:r>
+      <w:r>
+        <w:rPr>
+          <w:vertAlign w:val="subscript"/>
+        </w:rPr>
+        <w:t>μ</w:t>
+      </w:r>
+      <w:r>
+        <w:t>A</w:t>
+      </w:r>
+      <w:r>
+        <w:rPr>
+          <w:vertAlign w:val="superscript"/>
+        </w:rPr>
+        <w:t>μ</w:t>
+      </w:r>
+      <w:r>
+        <w:t xml:space="preserve"> appears in the Lagrangian of Lesson 42.</w:t>
       </w:r>
     </w:p>
     <w:p>
@@ -2373,7 +3006,79 @@
     </w:p>
     <w:p>
       <w:r>
-        <w:t>Lesson 6 showed that the classical Hamiltonian of a charged particle is obtained from the free Hamiltonian by p^μ → p^μ − qA^μ. In quantum mechanics p^μ becomes i∂^μ (Lesson 4), so the substitution becomes i∂^μ → i∂^μ − qA^μ, or</w:t>
+        <w:t>Lesson 6 showed that the classical Hamiltonian of a charged particle is obtained from the free Hamiltonian by p</w:t>
+      </w:r>
+      <w:r>
+        <w:rPr>
+          <w:vertAlign w:val="superscript"/>
+        </w:rPr>
+        <w:t>μ</w:t>
+      </w:r>
+      <w:r>
+        <w:t xml:space="preserve"> → p</w:t>
+      </w:r>
+      <w:r>
+        <w:rPr>
+          <w:vertAlign w:val="superscript"/>
+        </w:rPr>
+        <w:t>μ</w:t>
+      </w:r>
+      <w:r>
+        <w:t xml:space="preserve"> − qA</w:t>
+      </w:r>
+      <w:r>
+        <w:rPr>
+          <w:vertAlign w:val="superscript"/>
+        </w:rPr>
+        <w:t>μ</w:t>
+      </w:r>
+      <w:r>
+        <w:t>. In quantum mechanics p</w:t>
+      </w:r>
+      <w:r>
+        <w:rPr>
+          <w:vertAlign w:val="superscript"/>
+        </w:rPr>
+        <w:t>μ</w:t>
+      </w:r>
+      <w:r>
+        <w:t xml:space="preserve"> becomes i∂</w:t>
+      </w:r>
+      <w:r>
+        <w:rPr>
+          <w:vertAlign w:val="superscript"/>
+        </w:rPr>
+        <w:t>μ</w:t>
+      </w:r>
+      <w:r>
+        <w:t xml:space="preserve"> (Lesson 4), so the substitution becomes i∂</w:t>
+      </w:r>
+      <w:r>
+        <w:rPr>
+          <w:vertAlign w:val="superscript"/>
+        </w:rPr>
+        <w:t>μ</w:t>
+      </w:r>
+      <w:r>
+        <w:t xml:space="preserve"> → i∂</w:t>
+      </w:r>
+      <w:r>
+        <w:rPr>
+          <w:vertAlign w:val="superscript"/>
+        </w:rPr>
+        <w:t>μ</w:t>
+      </w:r>
+      <w:r>
+        <w:t xml:space="preserve"> − qA</w:t>
+      </w:r>
+      <w:r>
+        <w:rPr>
+          <w:vertAlign w:val="superscript"/>
+        </w:rPr>
+        <w:t>μ</w:t>
+      </w:r>
+      <w:r>
+        <w:t>, or</w:t>
       </w:r>
     </w:p>
     <w:p>
@@ -2430,7 +3135,34 @@
     </w:p>
     <w:p>
       <w:r>
-        <w:t>This combination, the covariant derivative, will be named and used systematically from Lesson 41 onward. For now, note only that it must be consistent with the gauge freedom of A_μ: if A_μ changes by −∂_μχ, something must also change in the wave function for the physics to remain the same.</w:t>
+        <w:t>This combination, the covariant derivative, will be named and used systematically from Lesson 41 onward. For now, note only that it must be consistent with the gauge freedom of A</w:t>
+      </w:r>
+      <w:r>
+        <w:rPr>
+          <w:vertAlign w:val="subscript"/>
+        </w:rPr>
+        <w:t>μ</w:t>
+      </w:r>
+      <w:r>
+        <w:t>: if A</w:t>
+      </w:r>
+      <w:r>
+        <w:rPr>
+          <w:vertAlign w:val="subscript"/>
+        </w:rPr>
+        <w:t>μ</w:t>
+      </w:r>
+      <w:r>
+        <w:t xml:space="preserve"> changes by −∂</w:t>
+      </w:r>
+      <w:r>
+        <w:rPr>
+          <w:vertAlign w:val="subscript"/>
+        </w:rPr>
+        <w:t>μ</w:t>
+      </w:r>
+      <w:r>
+        <w:t>χ, something must also change in the wave function for the physics to remain the same.</w:t>
       </w:r>
     </w:p>
     <w:p>
@@ -2443,7 +3175,43 @@
     </w:p>
     <w:p>
       <w:r>
-        <w:t>Consider a free-particle wave function ψ → ψe^(iqχ) accompanying the gauge transformation A_μ → A_μ − ∂_μχ, which is the covariant form of the classical transformation A → A + ∇χ, φ → φ − ∂χ/∂t of Section 3. Then, applying the product rule to the phase,</w:t>
+        <w:t>Consider a free-particle wave function ψ → ψe</w:t>
+      </w:r>
+      <w:r>
+        <w:rPr>
+          <w:vertAlign w:val="superscript"/>
+        </w:rPr>
+        <w:t>iqχ</w:t>
+      </w:r>
+      <w:r>
+        <w:t xml:space="preserve"> accompanying the gauge transformation A</w:t>
+      </w:r>
+      <w:r>
+        <w:rPr>
+          <w:vertAlign w:val="subscript"/>
+        </w:rPr>
+        <w:t>μ</w:t>
+      </w:r>
+      <w:r>
+        <w:t xml:space="preserve"> → A</w:t>
+      </w:r>
+      <w:r>
+        <w:rPr>
+          <w:vertAlign w:val="subscript"/>
+        </w:rPr>
+        <w:t>μ</w:t>
+      </w:r>
+      <w:r>
+        <w:t xml:space="preserve"> − ∂</w:t>
+      </w:r>
+      <w:r>
+        <w:rPr>
+          <w:vertAlign w:val="subscript"/>
+        </w:rPr>
+        <w:t>μ</w:t>
+      </w:r>
+      <w:r>
+        <w:t>χ, which is the covariant form of the classical transformation A → A + ∇χ, φ → φ − ∂χ/∂t of Section 3. Then, applying the product rule to the phase,</w:t>
       </w:r>
     </w:p>
     <w:p>
@@ -2697,7 +3465,34 @@
     </w:p>
     <w:p>
       <w:r>
-        <w:t>The extra term iq(∂_μχ)ψ produced by differentiating the phase is cancelled exactly by the shift of A_μ, so the covariant derivative of the transformed field equals e^(iqχ) times the covariant derivative of the original field.</w:t>
+        <w:t>The extra term iq(∂</w:t>
+      </w:r>
+      <w:r>
+        <w:rPr>
+          <w:vertAlign w:val="subscript"/>
+        </w:rPr>
+        <w:t>μ</w:t>
+      </w:r>
+      <w:r>
+        <w:t>χ)ψ produced by differentiating the phase is cancelled exactly by the shift of A</w:t>
+      </w:r>
+      <w:r>
+        <w:rPr>
+          <w:vertAlign w:val="subscript"/>
+        </w:rPr>
+        <w:t>μ</w:t>
+      </w:r>
+      <w:r>
+        <w:t>, so the covariant derivative of the transformed field equals e</w:t>
+      </w:r>
+      <w:r>
+        <w:rPr>
+          <w:vertAlign w:val="superscript"/>
+        </w:rPr>
+        <w:t>iqχ</w:t>
+      </w:r>
+      <w:r>
+        <w:t xml:space="preserve"> times the covariant derivative of the original field.</w:t>
       </w:r>
     </w:p>
     <w:p>
@@ -2797,7 +3592,25 @@
     </w:p>
     <w:p>
       <w:r>
-        <w:t>The covariant derivative of ψ transforms exactly as ψ itself does, an object with a local phase e^(iqχ(x)), a phase that varies from point to point rather than being the same global phase of Lesson 1. This is the local U(1) gauge symmetry that Lesson 39 identifies as the actual origin of the electromagnetic interaction: demanding that physics be insensitive to a phase convention chosen independently at every spacetime point forces the introduction of a compensating field A_μ with exactly the transformation law derived here from classical gauge invariance.</w:t>
+        <w:t>The covariant derivative of ψ transforms exactly as ψ itself does, an object with a local phase e</w:t>
+      </w:r>
+      <w:r>
+        <w:rPr>
+          <w:vertAlign w:val="superscript"/>
+        </w:rPr>
+        <w:t>iqχ(x)</w:t>
+      </w:r>
+      <w:r>
+        <w:t>, a phase that varies from point to point rather than being the same global phase of Lesson 1. This is the local U(1) gauge symmetry that Lesson 39 identifies as the actual origin of the electromagnetic interaction: demanding that physics be insensitive to a phase convention chosen independently at every spacetime point forces the introduction of a compensating field A</w:t>
+      </w:r>
+      <w:r>
+        <w:rPr>
+          <w:vertAlign w:val="subscript"/>
+        </w:rPr>
+        <w:t>μ</w:t>
+      </w:r>
+      <w:r>
+        <w:t xml:space="preserve"> with exactly the transformation law derived here from classical gauge invariance.</w:t>
       </w:r>
     </w:p>
     <w:p>
@@ -2811,7 +3624,70 @@
     </w:p>
     <w:p>
       <w:r>
-        <w:t>Check the claim of Section 8.2 in one dimension for a constant χ (a global phase, α constant). Then ∂_μχ = 0, A_μ is unchanged, and ψ → e^(iqα)ψ, so ∂_μψ → e^(iqα)∂_μψ trivially: the covariant derivative reduces to the ordinary derivative and transforms the same simple way. The nontrivial content of Section 8.2 appears only when χ depends on position, which is exactly the case a global phase transformation does not cover, and exactly the case that requires A_μ to exist at all.</w:t>
+        <w:t>Check the claim of Section 8.2 in one dimension for a constant χ (a global phase, α constant). Then ∂</w:t>
+      </w:r>
+      <w:r>
+        <w:rPr>
+          <w:vertAlign w:val="subscript"/>
+        </w:rPr>
+        <w:t>μ</w:t>
+      </w:r>
+      <w:r>
+        <w:t>χ = 0, A</w:t>
+      </w:r>
+      <w:r>
+        <w:rPr>
+          <w:vertAlign w:val="subscript"/>
+        </w:rPr>
+        <w:t>μ</w:t>
+      </w:r>
+      <w:r>
+        <w:t xml:space="preserve"> is unchanged, and ψ → e</w:t>
+      </w:r>
+      <w:r>
+        <w:rPr>
+          <w:vertAlign w:val="superscript"/>
+        </w:rPr>
+        <w:t>iqα</w:t>
+      </w:r>
+      <w:r>
+        <w:t>ψ, so ∂</w:t>
+      </w:r>
+      <w:r>
+        <w:rPr>
+          <w:vertAlign w:val="subscript"/>
+        </w:rPr>
+        <w:t>μ</w:t>
+      </w:r>
+      <w:r>
+        <w:t>ψ → e</w:t>
+      </w:r>
+      <w:r>
+        <w:rPr>
+          <w:vertAlign w:val="superscript"/>
+        </w:rPr>
+        <w:t>iqα</w:t>
+      </w:r>
+      <w:r>
+        <w:t>∂</w:t>
+      </w:r>
+      <w:r>
+        <w:rPr>
+          <w:vertAlign w:val="subscript"/>
+        </w:rPr>
+        <w:t>μ</w:t>
+      </w:r>
+      <w:r>
+        <w:t>ψ trivially: the covariant derivative reduces to the ordinary derivative and transforms the same simple way. The nontrivial content of Section 8.2 appears only when χ depends on position, which is exactly the case a global phase transformation does not cover, and exactly the case that requires A</w:t>
+      </w:r>
+      <w:r>
+        <w:rPr>
+          <w:vertAlign w:val="subscript"/>
+        </w:rPr>
+        <w:t>μ</w:t>
+      </w:r>
+      <w:r>
+        <w:t xml:space="preserve"> to exist at all.</w:t>
       </w:r>
     </w:p>
     <w:p>
@@ -2950,7 +3826,34 @@
           </w:tcPr>
           <w:p>
             <w:r>
-              <w:t>Local U(1) gauge transformation A_μ → A_μ − ∂_μχ (Lesson 39)</w:t>
+              <w:t>Local U(1) gauge transformation A</w:t>
+            </w:r>
+            <w:r>
+              <w:rPr>
+                <w:vertAlign w:val="subscript"/>
+              </w:rPr>
+              <w:t>μ</w:t>
+            </w:r>
+            <w:r>
+              <w:t xml:space="preserve"> → A</w:t>
+            </w:r>
+            <w:r>
+              <w:rPr>
+                <w:vertAlign w:val="subscript"/>
+              </w:rPr>
+              <w:t>μ</w:t>
+            </w:r>
+            <w:r>
+              <w:t xml:space="preserve"> − ∂</w:t>
+            </w:r>
+            <w:r>
+              <w:rPr>
+                <w:vertAlign w:val="subscript"/>
+              </w:rPr>
+              <w:t>μ</w:t>
+            </w:r>
+            <w:r>
+              <w:t>χ (Lesson 39)</w:t>
             </w:r>
           </w:p>
         </w:tc>
@@ -2969,7 +3872,25 @@
           </w:tcPr>
           <w:p>
             <w:r>
-              <w:t>F_μν gauge invariant, A_μ is not</w:t>
+              <w:t>F</w:t>
+            </w:r>
+            <w:r>
+              <w:rPr>
+                <w:vertAlign w:val="subscript"/>
+              </w:rPr>
+              <w:t>μν</w:t>
+            </w:r>
+            <w:r>
+              <w:t xml:space="preserve"> gauge invariant, A</w:t>
+            </w:r>
+            <w:r>
+              <w:rPr>
+                <w:vertAlign w:val="subscript"/>
+              </w:rPr>
+              <w:t>μ</w:t>
+            </w:r>
+            <w:r>
+              <w:t xml:space="preserve"> is not</w:t>
             </w:r>
           </w:p>
         </w:tc>
@@ -3006,7 +3927,25 @@
           </w:tcPr>
           <w:p>
             <w:r>
-              <w:t>Lorenz gauge ∂_μA^μ = 0</w:t>
+              <w:t>Lorenz gauge ∂</w:t>
+            </w:r>
+            <w:r>
+              <w:rPr>
+                <w:vertAlign w:val="subscript"/>
+              </w:rPr>
+              <w:t>μ</w:t>
+            </w:r>
+            <w:r>
+              <w:t>A</w:t>
+            </w:r>
+            <w:r>
+              <w:rPr>
+                <w:vertAlign w:val="superscript"/>
+              </w:rPr>
+              <w:t>μ</w:t>
+            </w:r>
+            <w:r>
+              <w:t xml:space="preserve"> = 0</w:t>
             </w:r>
           </w:p>
         </w:tc>
@@ -3154,7 +4093,31 @@
           </w:tcPr>
           <w:p>
             <w:r>
-              <w:t>Minimal coupling ∂_μ → ∂_μ + iqA_μ</w:t>
+              <w:t>Minimal coupling ∂</w:t>
+            </w:r>
+            <w:r>
+              <w:rPr>
+                <w:vertAlign w:val="subscript"/>
+              </w:rPr>
+              <w:t>μ</w:t>
+            </w:r>
+            <w:r>
+              <w:t xml:space="preserve"> → ∂</w:t>
+            </w:r>
+            <w:r>
+              <w:rPr>
+                <w:vertAlign w:val="subscript"/>
+              </w:rPr>
+              <w:t>μ</w:t>
+            </w:r>
+            <w:r>
+              <w:t xml:space="preserve"> + iqA</w:t>
+            </w:r>
+            <w:r>
+              <w:rPr>
+                <w:vertAlign w:val="subscript"/>
+              </w:rPr>
+              <w:t>μ</w:t>
             </w:r>
           </w:p>
         </w:tc>
@@ -3172,7 +4135,16 @@
           </w:tcPr>
           <w:p>
             <w:r>
-              <w:t>Covariant derivative D_μ, central object of the QED Lagrangian (Lesson 41)</w:t>
+              <w:t>Covariant derivative D</w:t>
+            </w:r>
+            <w:r>
+              <w:rPr>
+                <w:vertAlign w:val="subscript"/>
+              </w:rPr>
+              <w:t>μ</w:t>
+            </w:r>
+            <w:r>
+              <w:t>, central object of the QED Lagrangian (Lesson 41)</w:t>
             </w:r>
           </w:p>
         </w:tc>
@@ -3191,7 +4163,43 @@
           </w:tcPr>
           <w:p>
             <w:r>
-              <w:t>ψ → e^(iqχ)ψ accompanying A_μ → A_μ − ∂_μχ</w:t>
+              <w:t>ψ → e</w:t>
+            </w:r>
+            <w:r>
+              <w:rPr>
+                <w:vertAlign w:val="superscript"/>
+              </w:rPr>
+              <w:t>iqχ</w:t>
+            </w:r>
+            <w:r>
+              <w:t>ψ accompanying A</w:t>
+            </w:r>
+            <w:r>
+              <w:rPr>
+                <w:vertAlign w:val="subscript"/>
+              </w:rPr>
+              <w:t>μ</w:t>
+            </w:r>
+            <w:r>
+              <w:t xml:space="preserve"> → A</w:t>
+            </w:r>
+            <w:r>
+              <w:rPr>
+                <w:vertAlign w:val="subscript"/>
+              </w:rPr>
+              <w:t>μ</w:t>
+            </w:r>
+            <w:r>
+              <w:t xml:space="preserve"> − ∂</w:t>
+            </w:r>
+            <w:r>
+              <w:rPr>
+                <w:vertAlign w:val="subscript"/>
+              </w:rPr>
+              <w:t>μ</w:t>
+            </w:r>
+            <w:r>
+              <w:t>χ</w:t>
             </w:r>
           </w:p>
         </w:tc>
@@ -3308,7 +4316,79 @@
         </w:numPr>
       </w:pPr>
       <w:r>
-        <w:t>The four-potential A^μ and the field tensor F_μν = ∂_μA_ν − ∂_νA_μ package the theory covariantly; F_μν is gauge invariant, A_μ is not.</w:t>
+        <w:t>The four-potential A</w:t>
+      </w:r>
+      <w:r>
+        <w:rPr>
+          <w:vertAlign w:val="superscript"/>
+        </w:rPr>
+        <w:t>μ</w:t>
+      </w:r>
+      <w:r>
+        <w:t xml:space="preserve"> and the field tensor F</w:t>
+      </w:r>
+      <w:r>
+        <w:rPr>
+          <w:vertAlign w:val="subscript"/>
+        </w:rPr>
+        <w:t>μν</w:t>
+      </w:r>
+      <w:r>
+        <w:t xml:space="preserve"> = ∂</w:t>
+      </w:r>
+      <w:r>
+        <w:rPr>
+          <w:vertAlign w:val="subscript"/>
+        </w:rPr>
+        <w:t>μ</w:t>
+      </w:r>
+      <w:r>
+        <w:t>A</w:t>
+      </w:r>
+      <w:r>
+        <w:rPr>
+          <w:vertAlign w:val="subscript"/>
+        </w:rPr>
+        <w:t>ν</w:t>
+      </w:r>
+      <w:r>
+        <w:t xml:space="preserve"> − ∂</w:t>
+      </w:r>
+      <w:r>
+        <w:rPr>
+          <w:vertAlign w:val="subscript"/>
+        </w:rPr>
+        <w:t>ν</w:t>
+      </w:r>
+      <w:r>
+        <w:t>A</w:t>
+      </w:r>
+      <w:r>
+        <w:rPr>
+          <w:vertAlign w:val="subscript"/>
+        </w:rPr>
+        <w:t>μ</w:t>
+      </w:r>
+      <w:r>
+        <w:t xml:space="preserve"> package the theory covariantly; F</w:t>
+      </w:r>
+      <w:r>
+        <w:rPr>
+          <w:vertAlign w:val="subscript"/>
+        </w:rPr>
+        <w:t>μν</w:t>
+      </w:r>
+      <w:r>
+        <w:t xml:space="preserve"> is gauge invariant, A</w:t>
+      </w:r>
+      <w:r>
+        <w:rPr>
+          <w:vertAlign w:val="subscript"/>
+        </w:rPr>
+        <w:t>μ</w:t>
+      </w:r>
+      <w:r>
+        <w:t xml:space="preserve"> is not.</w:t>
       </w:r>
     </w:p>
     <w:p>
@@ -3320,7 +4400,16 @@
         </w:numPr>
       </w:pPr>
       <w:r>
-        <w:t>Requiring a wave function's phase freedom to be local rather than global forces the existence of a compensating field with exactly the properties of A_μ, the seed of the QED gauge principle.</w:t>
+        <w:t>Requiring a wave function's phase freedom to be local rather than global forces the existence of a compensating field with exactly the properties of A</w:t>
+      </w:r>
+      <w:r>
+        <w:rPr>
+          <w:vertAlign w:val="subscript"/>
+        </w:rPr>
+        <w:t>μ</w:t>
+      </w:r>
+      <w:r>
+        <w:t>, the seed of the QED gauge principle.</w:t>
       </w:r>
     </w:p>
     <w:p>
@@ -3421,7 +4510,13 @@
           </w:tcPr>
           <w:p>
             <w:r>
-              <w:t>Verify directly that E = −∇φ − ∂A/∂t and B = ∇×A satisfy ∇·B = 0 and ∇×E = −∂B/∂t for arbitrary φ and A.</w:t>
+              <w:rPr>
+                <w:b/>
+              </w:rPr>
+              <w:t>Core.</w:t>
+            </w:r>
+            <w:r>
+              <w:t xml:space="preserve"> Verify directly that E = −∇φ − ∂A/∂t and B = ∇×A satisfy ∇·B = 0 and ∇×E = −∂B/∂t for arbitrary φ and A.</w:t>
             </w:r>
           </w:p>
         </w:tc>
@@ -3459,7 +4554,13 @@
           </w:tcPr>
           <w:p>
             <w:r>
-              <w:t>Find φ and A for a uniform static magnetic field B₀ẑ using the symmetric choice A = (1/2)B₀ × x, and verify ∇×A = B₀ẑ and ∇·A = 0.</w:t>
+              <w:rPr>
+                <w:b/>
+              </w:rPr>
+              <w:t>Core.</w:t>
+            </w:r>
+            <w:r>
+              <w:t xml:space="preserve"> Find φ and A for a uniform static magnetic field B₀ẑ using the symmetric choice A = (1/2)B₀ × x, and verify ∇×A = B₀ẑ and ∇·A = 0.</w:t>
             </w:r>
           </w:p>
         </w:tc>
@@ -3495,7 +4596,13 @@
           </w:tcPr>
           <w:p>
             <w:r>
-              <w:t>Show that A′ = A + ∇χ, φ′ = φ − ∂χ/∂t leaves E and B unchanged, filling in the cancellation explicitly.</w:t>
+              <w:rPr>
+                <w:b/>
+              </w:rPr>
+              <w:t>Core.</w:t>
+            </w:r>
+            <w:r>
+              <w:t xml:space="preserve"> Show that A′ = A + ∇χ, φ′ = φ − ∂χ/∂t leaves E and B unchanged, filling in the cancellation explicitly.</w:t>
             </w:r>
           </w:p>
         </w:tc>
@@ -3533,7 +4640,13 @@
           </w:tcPr>
           <w:p>
             <w:r>
-              <w:t>Starting from φ, A satisfying neither gauge condition, write the equation that χ must satisfy to reach the Lorenz gauge, and identify its type.</w:t>
+              <w:rPr>
+                <w:b/>
+              </w:rPr>
+              <w:t>Extension.</w:t>
+            </w:r>
+            <w:r>
+              <w:t xml:space="preserve"> Starting from φ, A satisfying neither gauge condition, write the equation that χ must satisfy to reach the Lorenz gauge, and identify its type.</w:t>
             </w:r>
           </w:p>
         </w:tc>
@@ -3569,7 +4682,13 @@
           </w:tcPr>
           <w:p>
             <w:r>
-              <w:t>Show that if ∇·A + ∂φ/∂t = 0 and χ satisfies □χ = 0, then A′ = A + ∇χ, φ′ = φ − ∂χ/∂t also satisfies the Lorenz condition.</w:t>
+              <w:rPr>
+                <w:b/>
+              </w:rPr>
+              <w:t>Core.</w:t>
+            </w:r>
+            <w:r>
+              <w:t xml:space="preserve"> Show that if ∇·A + ∂φ/∂t = 0 and χ satisfies □χ = 0, then A′ = A + ∇χ, φ′ = φ − ∂χ/∂t also satisfies the Lorenz condition.</w:t>
             </w:r>
           </w:p>
         </w:tc>
@@ -3607,7 +4726,13 @@
           </w:tcPr>
           <w:p>
             <w:r>
-              <w:t>A charge distribution oscillates as ρ(x, t) = ρ₀(x) cos ωt. Using the retarded solution, explain qualitatively why the potential at a distant point r lags the source by a phase ωr (with c = 1).</w:t>
+              <w:rPr>
+                <w:b/>
+              </w:rPr>
+              <w:t>Core.</w:t>
+            </w:r>
+            <w:r>
+              <w:t xml:space="preserve"> A charge distribution oscillates as ρ(x, t) = ρ₀(x) cos ωt. Using the retarded solution, explain qualitatively why the potential at a distant point r lags the source by a phase ωr (with c = 1).</w:t>
             </w:r>
           </w:p>
         </w:tc>
@@ -3643,7 +4768,13 @@
           </w:tcPr>
           <w:p>
             <w:r>
-              <w:t>Starting from the Coulomb-gauge equation ∇²φ = −ρ/ε₀, find φ for a point charge and show it equals the instantaneous Coulomb potential with no retardation.</w:t>
+              <w:rPr>
+                <w:b/>
+              </w:rPr>
+              <w:t>Extension.</w:t>
+            </w:r>
+            <w:r>
+              <w:t xml:space="preserve"> Starting from the Coulomb-gauge equation ∇²φ = −ρ/ε₀, find φ for a point charge and show it equals the instantaneous Coulomb potential with no retardation.</w:t>
             </w:r>
           </w:p>
         </w:tc>
@@ -3681,7 +4812,13 @@
           </w:tcPr>
           <w:p>
             <w:r>
-              <w:t>Show that Fᵢⱼ = ∂ᵢAⱼ − ∂ⱼAᵢ has only three independent components in three dimensions and that they can be written as −εᵢⱼₖBₖ, using Aᵢ = −Aⁱ from lowering the index.</w:t>
+              <w:rPr>
+                <w:b/>
+              </w:rPr>
+              <w:t>Extension.</w:t>
+            </w:r>
+            <w:r>
+              <w:t xml:space="preserve"> Show that Fᵢⱼ = ∂ᵢAⱼ − ∂ⱼAᵢ has only three independent components in three dimensions and that they can be written as −εᵢⱼₖBₖ, using Aᵢ = −Aⁱ from lowering the index.</w:t>
             </w:r>
           </w:p>
         </w:tc>
@@ -3717,7 +4854,40 @@
           </w:tcPr>
           <w:p>
             <w:r>
-              <w:t>Verify F_0i = Eᵢ from A^μ = (φ, A) and the metric convention of Lesson 4, being careful with the sign from lowering the index on A_0.</w:t>
+              <w:rPr>
+                <w:b/>
+              </w:rPr>
+              <w:t>Core.</w:t>
+            </w:r>
+            <w:r>
+              <w:t xml:space="preserve"> Verify F</w:t>
+            </w:r>
+            <w:r>
+              <w:rPr>
+                <w:vertAlign w:val="subscript"/>
+              </w:rPr>
+              <w:t>0i</w:t>
+            </w:r>
+            <w:r>
+              <w:t xml:space="preserve"> = Eᵢ from A</w:t>
+            </w:r>
+            <w:r>
+              <w:rPr>
+                <w:vertAlign w:val="superscript"/>
+              </w:rPr>
+              <w:t>μ</w:t>
+            </w:r>
+            <w:r>
+              <w:t xml:space="preserve"> = (φ, A) and the metric convention of Lesson 4, being careful with the sign from lowering the index on A</w:t>
+            </w:r>
+            <w:r>
+              <w:rPr>
+                <w:vertAlign w:val="subscript"/>
+              </w:rPr>
+              <w:t>0</w:t>
+            </w:r>
+            <w:r>
+              <w:t>.</w:t>
             </w:r>
           </w:p>
         </w:tc>
@@ -3755,7 +4925,40 @@
           </w:tcPr>
           <w:p>
             <w:r>
-              <w:t>Show explicitly, by writing out ∂_μF^μν, that this covariant expression reproduces both ∇·E = ρ (ν = 0) and the Ampere Maxwell law (ν = i) with j^μ = (ρ, j).</w:t>
+              <w:rPr>
+                <w:b/>
+              </w:rPr>
+              <w:t>Extension.</w:t>
+            </w:r>
+            <w:r>
+              <w:t xml:space="preserve"> Show explicitly, by writing out ∂</w:t>
+            </w:r>
+            <w:r>
+              <w:rPr>
+                <w:vertAlign w:val="subscript"/>
+              </w:rPr>
+              <w:t>μ</w:t>
+            </w:r>
+            <w:r>
+              <w:t>F</w:t>
+            </w:r>
+            <w:r>
+              <w:rPr>
+                <w:vertAlign w:val="superscript"/>
+              </w:rPr>
+              <w:t>μν</w:t>
+            </w:r>
+            <w:r>
+              <w:t>, that this covariant expression reproduces both ∇·E = ρ (ν = 0) and the Ampere Maxwell law (ν = i) with j</w:t>
+            </w:r>
+            <w:r>
+              <w:rPr>
+                <w:vertAlign w:val="superscript"/>
+              </w:rPr>
+              <w:t>μ</w:t>
+            </w:r>
+            <w:r>
+              <w:t xml:space="preserve"> = (ρ, j).</w:t>
             </w:r>
           </w:p>
         </w:tc>
@@ -3791,7 +4994,13 @@
           </w:tcPr>
           <w:p>
             <w:r>
-              <w:t>For the residual gauge freedom of Section 4.2, show that χ = χ₀cos(k·x − ωt) with ω = |k| satisfies □χ = 0, and describe the resulting change to A and φ.</w:t>
+              <w:rPr>
+                <w:b/>
+              </w:rPr>
+              <w:t>Core.</w:t>
+            </w:r>
+            <w:r>
+              <w:t xml:space="preserve"> For the residual gauge freedom of Section 4.2, show that χ = χ₀cos(k·x − ωt) with ω = |k| satisfies □χ = 0, and describe the resulting change to A and φ.</w:t>
             </w:r>
           </w:p>
         </w:tc>
@@ -3829,7 +5038,13 @@
           </w:tcPr>
           <w:p>
             <w:r>
-              <w:t>Find the gauge function χ relating the symmetric gauge A = (1/2)B₀×x and the Landau gauge A = (−B₀y, 0, 0) for a uniform field B₀ẑ (compare Exercise 8 of Lesson 5), and verify it by direct differentiation.</w:t>
+              <w:rPr>
+                <w:b/>
+              </w:rPr>
+              <w:t>Extension.</w:t>
+            </w:r>
+            <w:r>
+              <w:t xml:space="preserve"> Find the gauge function χ relating the symmetric gauge A = (1/2)B₀×x and the Landau gauge A = (−B₀y, 0, 0) for a uniform field B₀ẑ (compare Exercise 8 of Lesson 5), and verify it by direct differentiation.</w:t>
             </w:r>
           </w:p>
         </w:tc>
@@ -3865,7 +5080,85 @@
           </w:tcPr>
           <w:p>
             <w:r>
-              <w:t>Expand (∂_μ + iq(A_μ − ∂_μχ))(e^(iqχ)ψ) with the product rule and show that the terms proportional to (∂_μχ)ψ cancel, leaving e^(iqχ)(∂_μ + iqA_μ)ψ.</w:t>
+              <w:rPr>
+                <w:b/>
+              </w:rPr>
+              <w:t>Extension.</w:t>
+            </w:r>
+            <w:r>
+              <w:t xml:space="preserve"> Expand (∂</w:t>
+            </w:r>
+            <w:r>
+              <w:rPr>
+                <w:vertAlign w:val="subscript"/>
+              </w:rPr>
+              <w:t>μ</w:t>
+            </w:r>
+            <w:r>
+              <w:t xml:space="preserve"> + iq(A</w:t>
+            </w:r>
+            <w:r>
+              <w:rPr>
+                <w:vertAlign w:val="subscript"/>
+              </w:rPr>
+              <w:t>μ</w:t>
+            </w:r>
+            <w:r>
+              <w:t xml:space="preserve"> − ∂</w:t>
+            </w:r>
+            <w:r>
+              <w:rPr>
+                <w:vertAlign w:val="subscript"/>
+              </w:rPr>
+              <w:t>μ</w:t>
+            </w:r>
+            <w:r>
+              <w:t>χ))(e</w:t>
+            </w:r>
+            <w:r>
+              <w:rPr>
+                <w:vertAlign w:val="superscript"/>
+              </w:rPr>
+              <w:t>iqχ</w:t>
+            </w:r>
+            <w:r>
+              <w:t>ψ) with the product rule and show that the terms proportional to (∂</w:t>
+            </w:r>
+            <w:r>
+              <w:rPr>
+                <w:vertAlign w:val="subscript"/>
+              </w:rPr>
+              <w:t>μ</w:t>
+            </w:r>
+            <w:r>
+              <w:t>χ)ψ cancel, leaving e</w:t>
+            </w:r>
+            <w:r>
+              <w:rPr>
+                <w:vertAlign w:val="superscript"/>
+              </w:rPr>
+              <w:t>iqχ</w:t>
+            </w:r>
+            <w:r>
+              <w:t>(∂</w:t>
+            </w:r>
+            <w:r>
+              <w:rPr>
+                <w:vertAlign w:val="subscript"/>
+              </w:rPr>
+              <w:t>μ</w:t>
+            </w:r>
+            <w:r>
+              <w:t xml:space="preserve"> + iqA</w:t>
+            </w:r>
+            <w:r>
+              <w:rPr>
+                <w:vertAlign w:val="subscript"/>
+              </w:rPr>
+              <w:t>μ</w:t>
+            </w:r>
+            <w:r>
+              <w:t>)ψ.</w:t>
             </w:r>
           </w:p>
         </w:tc>
@@ -3903,7 +5196,40 @@
           </w:tcPr>
           <w:p>
             <w:r>
-              <w:t>Show that under ψ → e^(iqχ)ψ alone, without transforming A_μ, the ordinary derivative ∂_μψ does not transform proportionally to ψ, and identify the extra term.</w:t>
+              <w:rPr>
+                <w:b/>
+              </w:rPr>
+              <w:t>Core.</w:t>
+            </w:r>
+            <w:r>
+              <w:t xml:space="preserve"> Show that under ψ → e</w:t>
+            </w:r>
+            <w:r>
+              <w:rPr>
+                <w:vertAlign w:val="superscript"/>
+              </w:rPr>
+              <w:t>iqχ</w:t>
+            </w:r>
+            <w:r>
+              <w:t>ψ alone, without transforming A</w:t>
+            </w:r>
+            <w:r>
+              <w:rPr>
+                <w:vertAlign w:val="subscript"/>
+              </w:rPr>
+              <w:t>μ</w:t>
+            </w:r>
+            <w:r>
+              <w:t>, the ordinary derivative ∂</w:t>
+            </w:r>
+            <w:r>
+              <w:rPr>
+                <w:vertAlign w:val="subscript"/>
+              </w:rPr>
+              <w:t>μ</w:t>
+            </w:r>
+            <w:r>
+              <w:t>ψ does not transform proportionally to ψ, and identify the extra term.</w:t>
             </w:r>
           </w:p>
         </w:tc>
@@ -3939,7 +5265,13 @@
           </w:tcPr>
           <w:p>
             <w:r>
-              <w:t>Using the Green's function of Section 5.1, write the retarded scalar potential of a charge that exists only for 0 &lt; t′ &lt; T at the origin, and describe the potential observed at distance r &gt; 0 as a function of t.</w:t>
+              <w:rPr>
+                <w:b/>
+              </w:rPr>
+              <w:t>Extension.</w:t>
+            </w:r>
+            <w:r>
+              <w:t xml:space="preserve"> Using the Green's function of Section 5.1, write the retarded scalar potential of a charge that exists only for 0 &lt; t′ &lt; T at the origin, and describe the potential observed at distance r &gt; 0 as a function of t.</w:t>
             </w:r>
           </w:p>
         </w:tc>
@@ -3977,7 +5309,76 @@
           </w:tcPr>
           <w:p>
             <w:r>
-              <w:t>Challenge: show that the Lorenz-gauge equation □A^μ = j^μ together with the gauge condition ∂_μA^μ = 0 is consistent with charge conservation, that is, that ∂_μj^μ = 0 is required for a solution to exist, by taking ∂_ν of both sides.</w:t>
+              <w:rPr>
+                <w:b/>
+              </w:rPr>
+              <w:t>Challenge.</w:t>
+            </w:r>
+            <w:r>
+              <w:t xml:space="preserve"> Show that the Lorenz-gauge equation □A</w:t>
+            </w:r>
+            <w:r>
+              <w:rPr>
+                <w:vertAlign w:val="superscript"/>
+              </w:rPr>
+              <w:t>μ</w:t>
+            </w:r>
+            <w:r>
+              <w:t xml:space="preserve"> = j</w:t>
+            </w:r>
+            <w:r>
+              <w:rPr>
+                <w:vertAlign w:val="superscript"/>
+              </w:rPr>
+              <w:t>μ</w:t>
+            </w:r>
+            <w:r>
+              <w:t xml:space="preserve"> together with the gauge condition ∂</w:t>
+            </w:r>
+            <w:r>
+              <w:rPr>
+                <w:vertAlign w:val="subscript"/>
+              </w:rPr>
+              <w:t>μ</w:t>
+            </w:r>
+            <w:r>
+              <w:t>A</w:t>
+            </w:r>
+            <w:r>
+              <w:rPr>
+                <w:vertAlign w:val="superscript"/>
+              </w:rPr>
+              <w:t>μ</w:t>
+            </w:r>
+            <w:r>
+              <w:t xml:space="preserve"> = 0 is consistent with charge conservation, that is, that ∂</w:t>
+            </w:r>
+            <w:r>
+              <w:rPr>
+                <w:vertAlign w:val="subscript"/>
+              </w:rPr>
+              <w:t>μ</w:t>
+            </w:r>
+            <w:r>
+              <w:t>j</w:t>
+            </w:r>
+            <w:r>
+              <w:rPr>
+                <w:vertAlign w:val="superscript"/>
+              </w:rPr>
+              <w:t>μ</w:t>
+            </w:r>
+            <w:r>
+              <w:t xml:space="preserve"> = 0 is required for a solution to exist, by taking ∂</w:t>
+            </w:r>
+            <w:r>
+              <w:rPr>
+                <w:vertAlign w:val="subscript"/>
+              </w:rPr>
+              <w:t>ν</w:t>
+            </w:r>
+            <w:r>
+              <w:t xml:space="preserve"> of both sides.</w:t>
             </w:r>
           </w:p>
         </w:tc>
@@ -3994,6 +5395,14 @@
     <w:p>
       <w:r>
         <w:rPr>
+          <w:i/>
+        </w:rPr>
+        <w:t>Attempt each exercise before reading its solution. If you are stuck, read only the first sentence of the solution, then try again.</w:t>
+      </w:r>
+    </w:p>
+    <w:p>
+      <w:r>
+        <w:rPr>
           <w:b/>
         </w:rPr>
         <w:t>1.</w:t>
@@ -4072,7 +5481,16 @@
         <w:t xml:space="preserve"> </w:t>
       </w:r>
       <w:r>
-        <w:t>The retarded time is t_r = t − r, so φ(r, t) ∝ cos(ω(t − r)) = cos(ωt − ωr): the observed oscillation lags the source phase ωt by exactly ωr, the phase accumulated by light traveling the distance r at speed 1.</w:t>
+        <w:t>The retarded time is t</w:t>
+      </w:r>
+      <w:r>
+        <w:rPr>
+          <w:vertAlign w:val="subscript"/>
+        </w:rPr>
+        <w:t>r</w:t>
+      </w:r>
+      <w:r>
+        <w:t xml:space="preserve"> = t − r, so φ(r, t) ∝ cos(ω(t − r)) = cos(ωt − ωr): the observed oscillation lags the source phase ωt by exactly ωr, the phase accumulated by light traveling the distance r at speed 1.</w:t>
       </w:r>
     </w:p>
     <w:p>
@@ -4114,7 +5532,79 @@
         <w:t xml:space="preserve"> </w:t>
       </w:r>
       <w:r>
-        <w:t>With A_μ = (φ, −A) from lowering the spatial index (Lesson 4), F_0i = ∂_0A_i − ∂_iA_0 = ∂_t(−Aᵢ) − ∂ᵢφ = −∂_tAᵢ − ∂ᵢφ = Eᵢ, matching E = −∇φ − ∂A/∂t component by component.</w:t>
+        <w:t>With A</w:t>
+      </w:r>
+      <w:r>
+        <w:rPr>
+          <w:vertAlign w:val="subscript"/>
+        </w:rPr>
+        <w:t>μ</w:t>
+      </w:r>
+      <w:r>
+        <w:t xml:space="preserve"> = (φ, −A) from lowering the spatial index (Lesson 4), F</w:t>
+      </w:r>
+      <w:r>
+        <w:rPr>
+          <w:vertAlign w:val="subscript"/>
+        </w:rPr>
+        <w:t>0i</w:t>
+      </w:r>
+      <w:r>
+        <w:t xml:space="preserve"> = ∂</w:t>
+      </w:r>
+      <w:r>
+        <w:rPr>
+          <w:vertAlign w:val="subscript"/>
+        </w:rPr>
+        <w:t>0</w:t>
+      </w:r>
+      <w:r>
+        <w:t>A</w:t>
+      </w:r>
+      <w:r>
+        <w:rPr>
+          <w:vertAlign w:val="subscript"/>
+        </w:rPr>
+        <w:t>i</w:t>
+      </w:r>
+      <w:r>
+        <w:t xml:space="preserve"> − ∂</w:t>
+      </w:r>
+      <w:r>
+        <w:rPr>
+          <w:vertAlign w:val="subscript"/>
+        </w:rPr>
+        <w:t>i</w:t>
+      </w:r>
+      <w:r>
+        <w:t>A</w:t>
+      </w:r>
+      <w:r>
+        <w:rPr>
+          <w:vertAlign w:val="subscript"/>
+        </w:rPr>
+        <w:t>0</w:t>
+      </w:r>
+      <w:r>
+        <w:t xml:space="preserve"> = ∂</w:t>
+      </w:r>
+      <w:r>
+        <w:rPr>
+          <w:vertAlign w:val="subscript"/>
+        </w:rPr>
+        <w:t>t</w:t>
+      </w:r>
+      <w:r>
+        <w:t>(−Aᵢ) − ∂ᵢφ = −∂</w:t>
+      </w:r>
+      <w:r>
+        <w:rPr>
+          <w:vertAlign w:val="subscript"/>
+        </w:rPr>
+        <w:t>t</w:t>
+      </w:r>
+      <w:r>
+        <w:t>Aᵢ − ∂ᵢφ = Eᵢ, matching E = −∇φ − ∂A/∂t component by component.</w:t>
       </w:r>
     </w:p>
     <w:p>
@@ -4128,7 +5618,304 @@
         <w:t xml:space="preserve"> </w:t>
       </w:r>
       <w:r>
-        <w:t>For ν = 0: ∂_μF^μ0 = ∂_iF^i0, and F^i0 = g^ii g^00 F_i0 = −F_i0 = F_0i = Eᵢ, so ∂_μF^μ0 = ∇·E = j⁰ = ρ, Gauss's law. For ν = i: ∂_μF^μi = ∂_0F^0i + ∂_jF^ji. Here F^0i = −F_0i = −Eᵢ, so ∂_0F^0i = −∂_tEᵢ, and F^ji = F_ji = −ε_jik B_k = εᵢⱼₖB_k, so ∂_jF^ji = εᵢⱼₖ∂_jB_k = (∇×B)ᵢ. The equation is (∇×B)ᵢ − ∂_tEᵢ = jⁱ, the Ampere Maxwell law.</w:t>
+        <w:t>For ν = 0: ∂</w:t>
+      </w:r>
+      <w:r>
+        <w:rPr>
+          <w:vertAlign w:val="subscript"/>
+        </w:rPr>
+        <w:t>μ</w:t>
+      </w:r>
+      <w:r>
+        <w:t>F</w:t>
+      </w:r>
+      <w:r>
+        <w:rPr>
+          <w:vertAlign w:val="superscript"/>
+        </w:rPr>
+        <w:t>μ</w:t>
+      </w:r>
+      <w:r>
+        <w:t>0 = ∂</w:t>
+      </w:r>
+      <w:r>
+        <w:rPr>
+          <w:vertAlign w:val="subscript"/>
+        </w:rPr>
+        <w:t>i</w:t>
+      </w:r>
+      <w:r>
+        <w:t>F</w:t>
+      </w:r>
+      <w:r>
+        <w:rPr>
+          <w:vertAlign w:val="superscript"/>
+        </w:rPr>
+        <w:t>i</w:t>
+      </w:r>
+      <w:r>
+        <w:t>0, and F</w:t>
+      </w:r>
+      <w:r>
+        <w:rPr>
+          <w:vertAlign w:val="superscript"/>
+        </w:rPr>
+        <w:t>i</w:t>
+      </w:r>
+      <w:r>
+        <w:t>0 = g</w:t>
+      </w:r>
+      <w:r>
+        <w:rPr>
+          <w:vertAlign w:val="superscript"/>
+        </w:rPr>
+        <w:t>ii</w:t>
+      </w:r>
+      <w:r>
+        <w:t xml:space="preserve"> g</w:t>
+      </w:r>
+      <w:r>
+        <w:rPr>
+          <w:vertAlign w:val="superscript"/>
+        </w:rPr>
+        <w:t>00</w:t>
+      </w:r>
+      <w:r>
+        <w:t xml:space="preserve"> F</w:t>
+      </w:r>
+      <w:r>
+        <w:rPr>
+          <w:vertAlign w:val="subscript"/>
+        </w:rPr>
+        <w:t>i</w:t>
+      </w:r>
+      <w:r>
+        <w:t>0 = −F</w:t>
+      </w:r>
+      <w:r>
+        <w:rPr>
+          <w:vertAlign w:val="subscript"/>
+        </w:rPr>
+        <w:t>i</w:t>
+      </w:r>
+      <w:r>
+        <w:t>0 = F</w:t>
+      </w:r>
+      <w:r>
+        <w:rPr>
+          <w:vertAlign w:val="subscript"/>
+        </w:rPr>
+        <w:t>0i</w:t>
+      </w:r>
+      <w:r>
+        <w:t xml:space="preserve"> = Eᵢ, so ∂</w:t>
+      </w:r>
+      <w:r>
+        <w:rPr>
+          <w:vertAlign w:val="subscript"/>
+        </w:rPr>
+        <w:t>μ</w:t>
+      </w:r>
+      <w:r>
+        <w:t>F</w:t>
+      </w:r>
+      <w:r>
+        <w:rPr>
+          <w:vertAlign w:val="superscript"/>
+        </w:rPr>
+        <w:t>μ</w:t>
+      </w:r>
+      <w:r>
+        <w:t>0 = ∇·E = j⁰ = ρ, Gauss's law. For ν = i: ∂</w:t>
+      </w:r>
+      <w:r>
+        <w:rPr>
+          <w:vertAlign w:val="subscript"/>
+        </w:rPr>
+        <w:t>μ</w:t>
+      </w:r>
+      <w:r>
+        <w:t>F</w:t>
+      </w:r>
+      <w:r>
+        <w:rPr>
+          <w:vertAlign w:val="superscript"/>
+        </w:rPr>
+        <w:t>μ</w:t>
+      </w:r>
+      <w:r>
+        <w:t>i = ∂</w:t>
+      </w:r>
+      <w:r>
+        <w:rPr>
+          <w:vertAlign w:val="subscript"/>
+        </w:rPr>
+        <w:t>0</w:t>
+      </w:r>
+      <w:r>
+        <w:t>F</w:t>
+      </w:r>
+      <w:r>
+        <w:rPr>
+          <w:vertAlign w:val="superscript"/>
+        </w:rPr>
+        <w:t>0i</w:t>
+      </w:r>
+      <w:r>
+        <w:t xml:space="preserve"> + ∂</w:t>
+      </w:r>
+      <w:r>
+        <w:rPr>
+          <w:vertAlign w:val="subscript"/>
+        </w:rPr>
+        <w:t>j</w:t>
+      </w:r>
+      <w:r>
+        <w:t>F</w:t>
+      </w:r>
+      <w:r>
+        <w:rPr>
+          <w:vertAlign w:val="superscript"/>
+        </w:rPr>
+        <w:t>ji</w:t>
+      </w:r>
+      <w:r>
+        <w:t>. Here F</w:t>
+      </w:r>
+      <w:r>
+        <w:rPr>
+          <w:vertAlign w:val="superscript"/>
+        </w:rPr>
+        <w:t>0i</w:t>
+      </w:r>
+      <w:r>
+        <w:t xml:space="preserve"> = −F</w:t>
+      </w:r>
+      <w:r>
+        <w:rPr>
+          <w:vertAlign w:val="subscript"/>
+        </w:rPr>
+        <w:t>0i</w:t>
+      </w:r>
+      <w:r>
+        <w:t xml:space="preserve"> = −Eᵢ, so ∂</w:t>
+      </w:r>
+      <w:r>
+        <w:rPr>
+          <w:vertAlign w:val="subscript"/>
+        </w:rPr>
+        <w:t>0</w:t>
+      </w:r>
+      <w:r>
+        <w:t>F</w:t>
+      </w:r>
+      <w:r>
+        <w:rPr>
+          <w:vertAlign w:val="superscript"/>
+        </w:rPr>
+        <w:t>0i</w:t>
+      </w:r>
+      <w:r>
+        <w:t xml:space="preserve"> = −∂</w:t>
+      </w:r>
+      <w:r>
+        <w:rPr>
+          <w:vertAlign w:val="subscript"/>
+        </w:rPr>
+        <w:t>t</w:t>
+      </w:r>
+      <w:r>
+        <w:t>Eᵢ, and F</w:t>
+      </w:r>
+      <w:r>
+        <w:rPr>
+          <w:vertAlign w:val="superscript"/>
+        </w:rPr>
+        <w:t>ji</w:t>
+      </w:r>
+      <w:r>
+        <w:t xml:space="preserve"> = F</w:t>
+      </w:r>
+      <w:r>
+        <w:rPr>
+          <w:vertAlign w:val="subscript"/>
+        </w:rPr>
+        <w:t>ji</w:t>
+      </w:r>
+      <w:r>
+        <w:t xml:space="preserve"> = −ε</w:t>
+      </w:r>
+      <w:r>
+        <w:rPr>
+          <w:vertAlign w:val="subscript"/>
+        </w:rPr>
+        <w:t>jik</w:t>
+      </w:r>
+      <w:r>
+        <w:t xml:space="preserve"> B</w:t>
+      </w:r>
+      <w:r>
+        <w:rPr>
+          <w:vertAlign w:val="subscript"/>
+        </w:rPr>
+        <w:t>k</w:t>
+      </w:r>
+      <w:r>
+        <w:t xml:space="preserve"> = εᵢⱼₖB</w:t>
+      </w:r>
+      <w:r>
+        <w:rPr>
+          <w:vertAlign w:val="subscript"/>
+        </w:rPr>
+        <w:t>k</w:t>
+      </w:r>
+      <w:r>
+        <w:t>, so ∂</w:t>
+      </w:r>
+      <w:r>
+        <w:rPr>
+          <w:vertAlign w:val="subscript"/>
+        </w:rPr>
+        <w:t>j</w:t>
+      </w:r>
+      <w:r>
+        <w:t>F</w:t>
+      </w:r>
+      <w:r>
+        <w:rPr>
+          <w:vertAlign w:val="superscript"/>
+        </w:rPr>
+        <w:t>ji</w:t>
+      </w:r>
+      <w:r>
+        <w:t xml:space="preserve"> = εᵢⱼₖ∂</w:t>
+      </w:r>
+      <w:r>
+        <w:rPr>
+          <w:vertAlign w:val="subscript"/>
+        </w:rPr>
+        <w:t>j</w:t>
+      </w:r>
+      <w:r>
+        <w:t>B</w:t>
+      </w:r>
+      <w:r>
+        <w:rPr>
+          <w:vertAlign w:val="subscript"/>
+        </w:rPr>
+        <w:t>k</w:t>
+      </w:r>
+      <w:r>
+        <w:t xml:space="preserve"> = (∇×B)ᵢ. The equation is (∇×B)ᵢ − ∂</w:t>
+      </w:r>
+      <w:r>
+        <w:rPr>
+          <w:vertAlign w:val="subscript"/>
+        </w:rPr>
+        <w:t>t</w:t>
+      </w:r>
+      <w:r>
+        <w:t>Eᵢ = jⁱ, the Ampere Maxwell law.</w:t>
       </w:r>
     </w:p>
     <w:p>
@@ -4142,7 +5929,25 @@
         <w:t xml:space="preserve"> </w:t>
       </w:r>
       <w:r>
-        <w:t>□χ = ∂_t²χ − ∇²χ = (−ω² + |k|²)χ₀cos(k·x−ωt) = 0 exactly when ω = |k|. The change to the potentials is A → A + k χ₀ sin(k·x − ωt) (up to sign) and φ → φ − ω χ₀ sin(k·x − ωt): a pure gauge wave, carrying no physical field, since it is by construction a solution of the source-free wave equation with F_μν unchanged.</w:t>
+        <w:t>□χ = ∂</w:t>
+      </w:r>
+      <w:r>
+        <w:rPr>
+          <w:vertAlign w:val="subscript"/>
+        </w:rPr>
+        <w:t>t</w:t>
+      </w:r>
+      <w:r>
+        <w:t>²χ − ∇²χ = (−ω² + |k|²)χ₀cos(k·x−ωt) = 0 exactly when ω = |k|. The change to the potentials is A → A + k χ₀ sin(k·x − ωt) (up to sign) and φ → φ − ω χ₀ sin(k·x − ωt): a pure gauge wave, carrying no physical field, since it is by construction a solution of the source-free wave equation with F</w:t>
+      </w:r>
+      <w:r>
+        <w:rPr>
+          <w:vertAlign w:val="subscript"/>
+        </w:rPr>
+        <w:t>μν</w:t>
+      </w:r>
+      <w:r>
+        <w:t xml:space="preserve"> unchanged.</w:t>
       </w:r>
     </w:p>
     <w:p>
@@ -4156,7 +5961,52 @@
         <w:t xml:space="preserve"> </w:t>
       </w:r>
       <w:r>
-        <w:t>The symmetric gauge is A_sym = (−B₀y/2, B₀x/2, 0). Requiring A_Landau = A_sym + ∇χ gives ∂χ/∂x = −B₀y/2 and ∂χ/∂y = −B₀x/2, solved by χ = −B₀xy/2. Direct differentiation confirms ∂χ/∂x = −B₀y/2 and ∂χ/∂y = −B₀x/2, and both A_sym and A_Landau have curl B₀ẑ and zero divergence, so they describe the same uniform field.</w:t>
+        <w:t>The symmetric gauge is A</w:t>
+      </w:r>
+      <w:r>
+        <w:rPr>
+          <w:vertAlign w:val="subscript"/>
+        </w:rPr>
+        <w:t>sym</w:t>
+      </w:r>
+      <w:r>
+        <w:t xml:space="preserve"> = (−B₀y/2, B₀x/2, 0). Requiring A</w:t>
+      </w:r>
+      <w:r>
+        <w:rPr>
+          <w:vertAlign w:val="subscript"/>
+        </w:rPr>
+        <w:t>L</w:t>
+      </w:r>
+      <w:r>
+        <w:t>andau = A</w:t>
+      </w:r>
+      <w:r>
+        <w:rPr>
+          <w:vertAlign w:val="subscript"/>
+        </w:rPr>
+        <w:t>sym</w:t>
+      </w:r>
+      <w:r>
+        <w:t xml:space="preserve"> + ∇χ gives ∂χ/∂x = −B₀y/2 and ∂χ/∂y = −B₀x/2, solved by χ = −B₀xy/2. Direct differentiation confirms ∂χ/∂x = −B₀y/2 and ∂χ/∂y = −B₀x/2, and both A</w:t>
+      </w:r>
+      <w:r>
+        <w:rPr>
+          <w:vertAlign w:val="subscript"/>
+        </w:rPr>
+        <w:t>sym</w:t>
+      </w:r>
+      <w:r>
+        <w:t xml:space="preserve"> and A</w:t>
+      </w:r>
+      <w:r>
+        <w:rPr>
+          <w:vertAlign w:val="subscript"/>
+        </w:rPr>
+        <w:t>L</w:t>
+      </w:r>
+      <w:r>
+        <w:t>andau have curl B₀ẑ and zero divergence, so they describe the same uniform field.</w:t>
       </w:r>
     </w:p>
     <w:p>
@@ -4170,7 +6020,259 @@
         <w:t xml:space="preserve"> </w:t>
       </w:r>
       <w:r>
-        <w:t>By the product rule, (∂_μ + iq(A_μ − ∂_μχ))(e^(iqχ)ψ) = e^(iqχ)[iq(∂_μχ)ψ + ∂_μψ] + iq(A_μ − ∂_μχ)e^(iqχ)ψ = e^(iqχ)[∂_μψ + iq(∂_μχ)ψ + iqA_μψ − iq(∂_μχ)ψ]. The two terms proportional to (∂_μχ)ψ cancel, leaving e^(iqχ)(∂_μ + iqA_μ)ψ. So with the pairing ψ → e^(iqχ)ψ and A_μ → A_μ − ∂_μχ, the covariant derivative transforms like ψ itself: (∂_μ + iqA_μ)ψ → e^(iqχ)(∂_μ + iqA_μ)ψ.</w:t>
+        <w:t>By the product rule, (∂</w:t>
+      </w:r>
+      <w:r>
+        <w:rPr>
+          <w:vertAlign w:val="subscript"/>
+        </w:rPr>
+        <w:t>μ</w:t>
+      </w:r>
+      <w:r>
+        <w:t xml:space="preserve"> + iq(A</w:t>
+      </w:r>
+      <w:r>
+        <w:rPr>
+          <w:vertAlign w:val="subscript"/>
+        </w:rPr>
+        <w:t>μ</w:t>
+      </w:r>
+      <w:r>
+        <w:t xml:space="preserve"> − ∂</w:t>
+      </w:r>
+      <w:r>
+        <w:rPr>
+          <w:vertAlign w:val="subscript"/>
+        </w:rPr>
+        <w:t>μ</w:t>
+      </w:r>
+      <w:r>
+        <w:t>χ))(e</w:t>
+      </w:r>
+      <w:r>
+        <w:rPr>
+          <w:vertAlign w:val="superscript"/>
+        </w:rPr>
+        <w:t>iqχ</w:t>
+      </w:r>
+      <w:r>
+        <w:t>ψ) = e</w:t>
+      </w:r>
+      <w:r>
+        <w:rPr>
+          <w:vertAlign w:val="superscript"/>
+        </w:rPr>
+        <w:t>iqχ</w:t>
+      </w:r>
+      <w:r>
+        <w:t>[iq(∂</w:t>
+      </w:r>
+      <w:r>
+        <w:rPr>
+          <w:vertAlign w:val="subscript"/>
+        </w:rPr>
+        <w:t>μ</w:t>
+      </w:r>
+      <w:r>
+        <w:t>χ)ψ + ∂</w:t>
+      </w:r>
+      <w:r>
+        <w:rPr>
+          <w:vertAlign w:val="subscript"/>
+        </w:rPr>
+        <w:t>μ</w:t>
+      </w:r>
+      <w:r>
+        <w:t>ψ] + iq(A</w:t>
+      </w:r>
+      <w:r>
+        <w:rPr>
+          <w:vertAlign w:val="subscript"/>
+        </w:rPr>
+        <w:t>μ</w:t>
+      </w:r>
+      <w:r>
+        <w:t xml:space="preserve"> − ∂</w:t>
+      </w:r>
+      <w:r>
+        <w:rPr>
+          <w:vertAlign w:val="subscript"/>
+        </w:rPr>
+        <w:t>μ</w:t>
+      </w:r>
+      <w:r>
+        <w:t>χ)e</w:t>
+      </w:r>
+      <w:r>
+        <w:rPr>
+          <w:vertAlign w:val="superscript"/>
+        </w:rPr>
+        <w:t>iqχ</w:t>
+      </w:r>
+      <w:r>
+        <w:t>ψ = e</w:t>
+      </w:r>
+      <w:r>
+        <w:rPr>
+          <w:vertAlign w:val="superscript"/>
+        </w:rPr>
+        <w:t>iqχ</w:t>
+      </w:r>
+      <w:r>
+        <w:t>[∂</w:t>
+      </w:r>
+      <w:r>
+        <w:rPr>
+          <w:vertAlign w:val="subscript"/>
+        </w:rPr>
+        <w:t>μ</w:t>
+      </w:r>
+      <w:r>
+        <w:t>ψ + iq(∂</w:t>
+      </w:r>
+      <w:r>
+        <w:rPr>
+          <w:vertAlign w:val="subscript"/>
+        </w:rPr>
+        <w:t>μ</w:t>
+      </w:r>
+      <w:r>
+        <w:t>χ)ψ + iqA</w:t>
+      </w:r>
+      <w:r>
+        <w:rPr>
+          <w:vertAlign w:val="subscript"/>
+        </w:rPr>
+        <w:t>μ</w:t>
+      </w:r>
+      <w:r>
+        <w:t>ψ − iq(∂</w:t>
+      </w:r>
+      <w:r>
+        <w:rPr>
+          <w:vertAlign w:val="subscript"/>
+        </w:rPr>
+        <w:t>μ</w:t>
+      </w:r>
+      <w:r>
+        <w:t>χ)ψ]. The two terms proportional to (∂</w:t>
+      </w:r>
+      <w:r>
+        <w:rPr>
+          <w:vertAlign w:val="subscript"/>
+        </w:rPr>
+        <w:t>μ</w:t>
+      </w:r>
+      <w:r>
+        <w:t>χ)ψ cancel, leaving e</w:t>
+      </w:r>
+      <w:r>
+        <w:rPr>
+          <w:vertAlign w:val="superscript"/>
+        </w:rPr>
+        <w:t>iqχ</w:t>
+      </w:r>
+      <w:r>
+        <w:t>(∂</w:t>
+      </w:r>
+      <w:r>
+        <w:rPr>
+          <w:vertAlign w:val="subscript"/>
+        </w:rPr>
+        <w:t>μ</w:t>
+      </w:r>
+      <w:r>
+        <w:t xml:space="preserve"> + iqA</w:t>
+      </w:r>
+      <w:r>
+        <w:rPr>
+          <w:vertAlign w:val="subscript"/>
+        </w:rPr>
+        <w:t>μ</w:t>
+      </w:r>
+      <w:r>
+        <w:t>)ψ. So with the pairing ψ → e</w:t>
+      </w:r>
+      <w:r>
+        <w:rPr>
+          <w:vertAlign w:val="superscript"/>
+        </w:rPr>
+        <w:t>iqχ</w:t>
+      </w:r>
+      <w:r>
+        <w:t>ψ and A</w:t>
+      </w:r>
+      <w:r>
+        <w:rPr>
+          <w:vertAlign w:val="subscript"/>
+        </w:rPr>
+        <w:t>μ</w:t>
+      </w:r>
+      <w:r>
+        <w:t xml:space="preserve"> → A</w:t>
+      </w:r>
+      <w:r>
+        <w:rPr>
+          <w:vertAlign w:val="subscript"/>
+        </w:rPr>
+        <w:t>μ</w:t>
+      </w:r>
+      <w:r>
+        <w:t xml:space="preserve"> − ∂</w:t>
+      </w:r>
+      <w:r>
+        <w:rPr>
+          <w:vertAlign w:val="subscript"/>
+        </w:rPr>
+        <w:t>μ</w:t>
+      </w:r>
+      <w:r>
+        <w:t>χ, the covariant derivative transforms like ψ itself: (∂</w:t>
+      </w:r>
+      <w:r>
+        <w:rPr>
+          <w:vertAlign w:val="subscript"/>
+        </w:rPr>
+        <w:t>μ</w:t>
+      </w:r>
+      <w:r>
+        <w:t xml:space="preserve"> + iqA</w:t>
+      </w:r>
+      <w:r>
+        <w:rPr>
+          <w:vertAlign w:val="subscript"/>
+        </w:rPr>
+        <w:t>μ</w:t>
+      </w:r>
+      <w:r>
+        <w:t>)ψ → e</w:t>
+      </w:r>
+      <w:r>
+        <w:rPr>
+          <w:vertAlign w:val="superscript"/>
+        </w:rPr>
+        <w:t>iqχ</w:t>
+      </w:r>
+      <w:r>
+        <w:t>(∂</w:t>
+      </w:r>
+      <w:r>
+        <w:rPr>
+          <w:vertAlign w:val="subscript"/>
+        </w:rPr>
+        <w:t>μ</w:t>
+      </w:r>
+      <w:r>
+        <w:t xml:space="preserve"> + iqA</w:t>
+      </w:r>
+      <w:r>
+        <w:rPr>
+          <w:vertAlign w:val="subscript"/>
+        </w:rPr>
+        <w:t>μ</w:t>
+      </w:r>
+      <w:r>
+        <w:t>)ψ.</w:t>
       </w:r>
     </w:p>
     <w:p>
@@ -4184,7 +6286,106 @@
         <w:t xml:space="preserve"> </w:t>
       </w:r>
       <w:r>
-        <w:t>∂_μ(e^(iqχ)ψ) = e^(iqχ)[∂_μψ + iq(∂_μχ)ψ], which is e^(iqχ)∂_μψ only if ∂_μχ = 0, that is only for a constant (global) phase. The extra term iq(∂_μχ)e^(iqχ)ψ is exactly what the shift in A_μ is designed to cancel once both transformations are made together.</w:t>
+        <w:t>∂</w:t>
+      </w:r>
+      <w:r>
+        <w:rPr>
+          <w:vertAlign w:val="subscript"/>
+        </w:rPr>
+        <w:t>μ</w:t>
+      </w:r>
+      <w:r>
+        <w:t>(e</w:t>
+      </w:r>
+      <w:r>
+        <w:rPr>
+          <w:vertAlign w:val="superscript"/>
+        </w:rPr>
+        <w:t>iqχ</w:t>
+      </w:r>
+      <w:r>
+        <w:t>ψ) = e</w:t>
+      </w:r>
+      <w:r>
+        <w:rPr>
+          <w:vertAlign w:val="superscript"/>
+        </w:rPr>
+        <w:t>iqχ</w:t>
+      </w:r>
+      <w:r>
+        <w:t>[∂</w:t>
+      </w:r>
+      <w:r>
+        <w:rPr>
+          <w:vertAlign w:val="subscript"/>
+        </w:rPr>
+        <w:t>μ</w:t>
+      </w:r>
+      <w:r>
+        <w:t>ψ + iq(∂</w:t>
+      </w:r>
+      <w:r>
+        <w:rPr>
+          <w:vertAlign w:val="subscript"/>
+        </w:rPr>
+        <w:t>μ</w:t>
+      </w:r>
+      <w:r>
+        <w:t>χ)ψ], which is e</w:t>
+      </w:r>
+      <w:r>
+        <w:rPr>
+          <w:vertAlign w:val="superscript"/>
+        </w:rPr>
+        <w:t>iqχ</w:t>
+      </w:r>
+      <w:r>
+        <w:t>∂</w:t>
+      </w:r>
+      <w:r>
+        <w:rPr>
+          <w:vertAlign w:val="subscript"/>
+        </w:rPr>
+        <w:t>μ</w:t>
+      </w:r>
+      <w:r>
+        <w:t>ψ only if ∂</w:t>
+      </w:r>
+      <w:r>
+        <w:rPr>
+          <w:vertAlign w:val="subscript"/>
+        </w:rPr>
+        <w:t>μ</w:t>
+      </w:r>
+      <w:r>
+        <w:t>χ = 0, that is only for a constant (global) phase. The extra term iq(∂</w:t>
+      </w:r>
+      <w:r>
+        <w:rPr>
+          <w:vertAlign w:val="subscript"/>
+        </w:rPr>
+        <w:t>μ</w:t>
+      </w:r>
+      <w:r>
+        <w:t>χ)e</w:t>
+      </w:r>
+      <w:r>
+        <w:rPr>
+          <w:vertAlign w:val="superscript"/>
+        </w:rPr>
+        <w:t>iqχ</w:t>
+      </w:r>
+      <w:r>
+        <w:t>ψ is exactly what the shift in A</w:t>
+      </w:r>
+      <w:r>
+        <w:rPr>
+          <w:vertAlign w:val="subscript"/>
+        </w:rPr>
+        <w:t>μ</w:t>
+      </w:r>
+      <w:r>
+        <w:t xml:space="preserve"> is designed to cancel once both transformations are made together.</w:t>
       </w:r>
     </w:p>
     <w:p>
@@ -4198,7 +6399,16 @@
         <w:t xml:space="preserve"> </w:t>
       </w:r>
       <w:r>
-        <w:t>φ(x, t) = ∫₀^T dt′ ρ₀(0)/(4π|x|) δ(t − t′ − |x|) integrated appropriately gives a nonzero potential q/(4πr) precisely for r &lt; t &lt; r + T, and zero otherwise: a potential "pulse" that begins when the retarded signal of switch-on arrives and ends when the retarded signal of switch-off arrives, both delayed by exactly r.</w:t>
+        <w:t>φ(x, t) = ∫₀</w:t>
+      </w:r>
+      <w:r>
+        <w:rPr>
+          <w:vertAlign w:val="superscript"/>
+        </w:rPr>
+        <w:t>T</w:t>
+      </w:r>
+      <w:r>
+        <w:t xml:space="preserve"> dt′ ρ₀(0)/(4π|x|) δ(t − t′ − |x|) integrated appropriately gives a nonzero potential q/(4πr) precisely for r &lt; t &lt; r + T, and zero otherwise: a potential "pulse" that begins when the retarded signal of switch-on arrives and ends when the retarded signal of switch-off arrives, both delayed by exactly r.</w:t>
       </w:r>
     </w:p>
     <w:p>
@@ -4212,7 +6422,106 @@
         <w:t xml:space="preserve"> </w:t>
       </w:r>
       <w:r>
-        <w:t>Taking ∂_ν of □A^ν = j^ν gives □(∂_νA^ν) = ∂_νj^ν. In the Lorenz gauge the left side vanishes because ∂_νA^ν = 0 identically, so consistency requires ∂_νj^ν = 0: the field equations can only be solved in the Lorenz gauge if the source obeys charge conservation, exactly the condition derived independently in Lesson 7.</w:t>
+        <w:t>Taking ∂</w:t>
+      </w:r>
+      <w:r>
+        <w:rPr>
+          <w:vertAlign w:val="subscript"/>
+        </w:rPr>
+        <w:t>ν</w:t>
+      </w:r>
+      <w:r>
+        <w:t xml:space="preserve"> of □A</w:t>
+      </w:r>
+      <w:r>
+        <w:rPr>
+          <w:vertAlign w:val="superscript"/>
+        </w:rPr>
+        <w:t>ν</w:t>
+      </w:r>
+      <w:r>
+        <w:t xml:space="preserve"> = j</w:t>
+      </w:r>
+      <w:r>
+        <w:rPr>
+          <w:vertAlign w:val="superscript"/>
+        </w:rPr>
+        <w:t>ν</w:t>
+      </w:r>
+      <w:r>
+        <w:t xml:space="preserve"> gives □(∂</w:t>
+      </w:r>
+      <w:r>
+        <w:rPr>
+          <w:vertAlign w:val="subscript"/>
+        </w:rPr>
+        <w:t>ν</w:t>
+      </w:r>
+      <w:r>
+        <w:t>A</w:t>
+      </w:r>
+      <w:r>
+        <w:rPr>
+          <w:vertAlign w:val="superscript"/>
+        </w:rPr>
+        <w:t>ν</w:t>
+      </w:r>
+      <w:r>
+        <w:t>) = ∂</w:t>
+      </w:r>
+      <w:r>
+        <w:rPr>
+          <w:vertAlign w:val="subscript"/>
+        </w:rPr>
+        <w:t>ν</w:t>
+      </w:r>
+      <w:r>
+        <w:t>j</w:t>
+      </w:r>
+      <w:r>
+        <w:rPr>
+          <w:vertAlign w:val="superscript"/>
+        </w:rPr>
+        <w:t>ν</w:t>
+      </w:r>
+      <w:r>
+        <w:t>. In the Lorenz gauge the left side vanishes because ∂</w:t>
+      </w:r>
+      <w:r>
+        <w:rPr>
+          <w:vertAlign w:val="subscript"/>
+        </w:rPr>
+        <w:t>ν</w:t>
+      </w:r>
+      <w:r>
+        <w:t>A</w:t>
+      </w:r>
+      <w:r>
+        <w:rPr>
+          <w:vertAlign w:val="superscript"/>
+        </w:rPr>
+        <w:t>ν</w:t>
+      </w:r>
+      <w:r>
+        <w:t xml:space="preserve"> = 0 identically, so consistency requires ∂</w:t>
+      </w:r>
+      <w:r>
+        <w:rPr>
+          <w:vertAlign w:val="subscript"/>
+        </w:rPr>
+        <w:t>ν</w:t>
+      </w:r>
+      <w:r>
+        <w:t>j</w:t>
+      </w:r>
+      <w:r>
+        <w:rPr>
+          <w:vertAlign w:val="superscript"/>
+        </w:rPr>
+        <w:t>ν</w:t>
+      </w:r>
+      <w:r>
+        <w:t xml:space="preserve"> = 0: the field equations can only be solved in the Lorenz gauge if the source obeys charge conservation, exactly the condition derived independently in Lesson 7.</w:t>
       </w:r>
     </w:p>
     <w:p>
@@ -4220,71 +6529,12 @@
         <w:pStyle w:val="Heading2"/>
       </w:pPr>
       <w:r>
-        <w:t>Mastery checklist</w:t>
+        <w:t>Mastery check</w:t>
       </w:r>
     </w:p>
     <w:p>
-      <w:pPr>
-        <w:pStyle w:val="ListBullet"/>
-      </w:pPr>
-      <w:r>
-        <w:t>I can write B = ∇×A and E = −∇φ − ∂A/∂t and explain which two Maxwell equations they solve automatically.</w:t>
-      </w:r>
-    </w:p>
-    <w:p>
-      <w:pPr>
-        <w:pStyle w:val="ListBullet"/>
-      </w:pPr>
-      <w:r>
-        <w:t>I can perform a gauge transformation and verify by direct computation that E and B are unchanged.</w:t>
-      </w:r>
-    </w:p>
-    <w:p>
-      <w:pPr>
-        <w:pStyle w:val="ListBullet"/>
-      </w:pPr>
-      <w:r>
-        <w:t>I can state the Lorenz gauge condition and the resulting wave equations for φ and A.</w:t>
-      </w:r>
-    </w:p>
-    <w:p>
-      <w:pPr>
-        <w:pStyle w:val="ListBullet"/>
-      </w:pPr>
-      <w:r>
-        <w:t>I can explain retardation in one sentence and identify the retarded time in a given formula.</w:t>
-      </w:r>
-    </w:p>
-    <w:p>
-      <w:pPr>
-        <w:pStyle w:val="ListBullet"/>
-      </w:pPr>
-      <w:r>
-        <w:t>I can state the Coulomb gauge condition and explain why φ is instantaneous there without violating causality.</w:t>
-      </w:r>
-    </w:p>
-    <w:p>
-      <w:pPr>
-        <w:pStyle w:val="ListBullet"/>
-      </w:pPr>
-      <w:r>
-        <w:t>I can write A^μ, the gauge transformation A_μ → A_μ − ∂_μχ, and F_μν = ∂_μA_ν − ∂_νA_μ from memory.</w:t>
-      </w:r>
-    </w:p>
-    <w:p>
-      <w:pPr>
-        <w:pStyle w:val="ListBullet"/>
-      </w:pPr>
-      <w:r>
-        <w:t>I can show F_μν is gauge invariant while A_μ is not.</w:t>
-      </w:r>
-    </w:p>
-    <w:p>
-      <w:pPr>
-        <w:pStyle w:val="ListBullet"/>
-      </w:pPr>
-      <w:r>
-        <w:t>I can state the local phase transformation ψ → e^(iqχ)ψ paired with A_μ → A_μ − ∂_μχ and explain why the covariant derivative is the object that transforms simply.</w:t>
+      <w:r>
+        <w:t>Before moving on, do the Core exercises without looking at the solutions and state this lesson's main result from memory. If both go smoothly, continue; if not, reread the sections the missed exercises cite.</w:t>
       </w:r>
     </w:p>
     <w:p>
@@ -4336,7 +6586,7 @@
         <w:color w:val="5A5A5A"/>
         <w:sz w:val="16"/>
       </w:rPr>
-      <w:t>QED Course   Lesson 8</w:t>
+      <w:t>A QED Course   Lesson 8</w:t>
     </w:r>
   </w:p>
 </w:hdr>
